--- a/docs/proposal/Rahul_Thesis_Proposal.docx
+++ b/docs/proposal/Rahul_Thesis_Proposal.docx
@@ -1880,10 +1880,7 @@
         </w:rPr>
       </w:pPr>
       <w:r>
-        <w:rPr>
-          <w:lang w:val="en-IN"/>
-        </w:rPr>
-        <w:t>The fixed method comparison will include OpenCV Telea as a classical deterministic baseline, LaMa as a pretrained deterministic learned baseline, and Stable Diffusion 1.5 Inpainting as a stochastic, prompt-conditioned baseline (Telea, 2004; Suvorov et al., 2022; Rombach et al., 2022). SDXL Inpainting will be evaluated separately in a bounded feasibility branch and will not be presented as a full benchmark (Podell et al., 2024). An additional GAN-based or heritage-specific pretrained method may be added if suitable code, weights and compute are available, but it is not required for the core comparison.</w:t>
+        <w:t>The planned full method comparison will include OpenCV Telea as a classical deterministic baseline, LaMa as a pretrained deterministic Fourier-convolution baseline, HINT as a deterministic mask-aware transformer baseline, and Stable Diffusion 1.5 Inpainting as a stochastic, prompt-conditioned baseline (Telea, 2004; Suvorov et al., 2022; Chen et al., 2024; Rombach et al., 2022). HINT adds a second learned deterministic architecture with mask-aware encoding and multi-scale, long-range context modelling, rather than duplicating the role of LaMa or diffusion. SDXL Inpainting will be evaluated separately in a bounded feasibility branch and will not be presented as a full benchmark (Podell et al., 2024). A further heritage-specific method may be considered only if suitable code, weights, licensing and compute are available.</w:t>
       </w:r>
     </w:p>
     <w:p>
@@ -1903,11 +1900,7 @@
         </w:rPr>
       </w:pPr>
       <w:r>
-        <w:rPr>
-          <w:lang w:val="en-IN"/>
-        </w:rPr>
-        <w:lastRenderedPageBreak/>
-        <w:t>Stable Diffusion uncertainty groups will hold the case, prompt arm and generation configuration fixed while varying the four approved seeds: 2026, 2027, 2028 and 2029. The analysis will cover canonical prompt conditions and a focused damage-size experiment, using several complete repeated-candidate groups rather than treating each candidate as independent. Pixel-space variability, pairwise perceptual and feature differences, numeric maps and visual overlays will describe empirical disagreement (Hüllermeier and Waegeman, 2021; Cohen et al., 2024). Telea and LaMa are deterministic and will be assessed through robustness or sensitivity rather than repeated-seed uncertainty. The bounded SDXL branch will remain outside that analysis unless comparable repeated outputs are generated.</w:t>
+        <w:t>Stable Diffusion uncertainty groups will hold the case, prompt arm and generation configuration fixed while varying the four approved seeds: 2026, 2027, 2028 and 2029. The analysis will cover canonical prompt conditions and a focused damage-size experiment, using several complete repeated-candidate groups rather than treating each candidate as independent. Pixel-space variability, pairwise perceptual and feature differences, numeric maps and visual overlays will describe empirical disagreement (Hüllermeier and Waegeman, 2021; Cohen et al., 2024). Telea, LaMa and HINT are deterministic and will be assessed through robustness or sensitivity rather than repeated-seed uncertainty. The bounded SDXL branch will remain outside that analysis unless comparable repeated outputs are generated.</w:t>
       </w:r>
     </w:p>
     <w:p>
@@ -2149,10 +2142,7 @@
         </w:rPr>
       </w:pPr>
       <w:r>
-        <w:rPr>
-          <w:lang w:val="en-IN"/>
-        </w:rPr>
-        <w:t>A controlled comparison of Telea, LaMa and Stable Diffusion, with a separate bounded SDXL analysis, across broad visual categories and artificial damage conditions.</w:t>
+        <w:t>A controlled comparison of Telea, LaMa, HINT and Stable Diffusion, with a separate bounded SDXL analysis, across broad visual categories and artificial damage conditions.</w:t>
       </w:r>
     </w:p>
     <w:p>
@@ -2520,11 +2510,7 @@
               </w:rPr>
             </w:pPr>
             <w:r>
-              <w:rPr>
-                <w:sz w:val="17"/>
-                <w:lang w:val="en-IN"/>
-              </w:rPr>
-              <w:t>Paired comparison of Telea, LaMa and Stable Diffusion; bounded SDXL feasibility; grouped analysis across eligible cases.</w:t>
+              <w:t>Paired comparison of Telea, LaMa, HINT and Stable Diffusion; bounded SDXL feasibility; grouped analysis across eligible cases.</w:t>
             </w:r>
           </w:p>
         </w:tc>
@@ -2548,11 +2534,7 @@
               </w:rPr>
             </w:pPr>
             <w:r>
-              <w:rPr>
-                <w:sz w:val="17"/>
-                <w:lang w:val="en-IN"/>
-              </w:rPr>
-              <w:t>Method comparisons with effect sizes, intervals and explicit scope boundaries.</w:t>
+              <w:t>Four-method comparisons with effect sizes, intervals and explicit scope boundaries.</w:t>
             </w:r>
           </w:p>
         </w:tc>
@@ -6804,6 +6786,16 @@
           <w:lang w:val="en-IN"/>
         </w:rPr>
         <w:t>Bouthillier, X. et al. (2021) 'Accounting for Variance in Machine Learning Benchmarks', Proceedings of MLSys 2021.</w:t>
+      </w:r>
+    </w:p>
+    <w:p>
+      <w:pPr>
+        <w:rPr>
+          <w:lang w:val="en-IN"/>
+        </w:rPr>
+      </w:pPr>
+      <w:r>
+        <w:t>Chen, S., Atapour-Abarghouei, A. and Shum, H. P. H. (2024) 'HINT: High-quality INpainting Transformer with Mask-Aware Encoding and Enhanced Attention', IEEE Transactions on Multimedia. doi: 10.1109/TMM.2024.3369897.</w:t>
       </w:r>
     </w:p>
     <w:p>

--- a/docs/proposal/Rahul_Thesis_Proposal.docx
+++ b/docs/proposal/Rahul_Thesis_Proposal.docx
@@ -1661,7 +1661,7 @@
         <w:rPr>
           <w:lang w:val="en-IN"/>
         </w:rPr>
-        <w:t>The study asks how complementary computational evidence can support transparent inspection of AI-assisted painting restoration. Cross-artwork comparisons will use five broad visual categories. These categories are not treated as validated art-historical styles, and focused small-subset experiments will not estimate independent category effects.</w:t>
+        <w:t>The study asks how complementary computational evidence can support transparent inspection of AI-assisted painting restoration. Cross-artwork comparisons will examine consistency across the evaluated paintings and controlled damage conditions. The five broad visual categories will remain descriptive subgroup information rather than independently validated art-historical styles, and focused small-subset experiments will not estimate category effects.</w:t>
       </w:r>
     </w:p>
     <w:p>
@@ -1687,7 +1687,7 @@
         <w:rPr>
           <w:lang w:val="en-IN"/>
         </w:rPr>
-        <w:t>How can a multi-metric evaluation framework be designed to assess AI-generated painting restorations beyond traditional image similarity metrics?</w:t>
+        <w:t>What additional evidence does a region-aware, multi-metric evaluation framework provide beyond traditional image-similarity metrics when evaluating AI-assisted painting restoration?</w:t>
       </w:r>
     </w:p>
     <w:p>
@@ -1705,7 +1705,7 @@
         <w:rPr>
           <w:lang w:val="en-IN"/>
         </w:rPr>
-        <w:t>How do selected inpainting methods differ in restoration quality across broad visual categories and controlled artificial damage conditions?</w:t>
+        <w:t>How do selected inpainting methods differ in restoration quality across controlled artificial damage conditions, and how consistent are these differences across the evaluated paintings?</w:t>
       </w:r>
     </w:p>
     <w:p>
@@ -1723,7 +1723,7 @@
         <w:rPr>
           <w:lang w:val="en-IN"/>
         </w:rPr>
-        <w:t>To what extent can uncertainty estimation from multiple restoration candidates identify speculative or unreliable restored regions?</w:t>
+        <w:t>How can repeated-candidate disagreement be used to characterize the stability of stochastic painting restorations, and how does it relate to other restoration-quality diagnostics?</w:t>
       </w:r>
     </w:p>
     <w:p>
@@ -1781,7 +1781,7 @@
         <w:rPr>
           <w:lang w:val="en-IN"/>
         </w:rPr>
-        <w:t>Restoration quality will differ across methods, broad visual categories and controlled damage conditions. Damage geometry, size and available surrounding context will influence which method performs better.</w:t>
+        <w:t>Restoration quality will differ across methods and controlled damage conditions. The direction and size of those differences may vary with the evaluated painting, damage geometry, damage size and surrounding context.</w:t>
       </w:r>
     </w:p>
     <w:p>
@@ -1799,7 +1799,7 @@
         <w:rPr>
           <w:lang w:val="en-IN"/>
         </w:rPr>
-        <w:t>Regions with higher repeated-candidate variation will more often coincide with weaker restoration evidence and will therefore deserve closer inspection. Variation will be interpreted as a diagnostic signal, not as a calibrated probability of error.</w:t>
+        <w:t>Repeated-candidate disagreement will reveal spatial and case-level differences in the stability of stochastic restorations and may coincide with weaker restoration-quality diagnostics. It will be interpreted as complementary evidence for inspection, not as correctness, a reliability label, or calibrated confidence.</w:t>
       </w:r>
     </w:p>
     <w:p>
@@ -1900,7 +1900,7 @@
         </w:rPr>
       </w:pPr>
       <w:r>
-        <w:t>Stable Diffusion uncertainty groups will hold the case, prompt arm and generation configuration fixed while varying the four approved seeds: 2026, 2027, 2028 and 2029. The analysis will cover canonical prompt conditions and a focused damage-size experiment, using several complete repeated-candidate groups rather than treating each candidate as independent. Pixel-space variability, pairwise perceptual and feature differences, numeric maps and visual overlays will describe empirical disagreement (Hüllermeier and Waegeman, 2021; Cohen et al., 2024). Telea, LaMa and HINT are deterministic and will be assessed through robustness or sensitivity rather than repeated-seed uncertainty. The bounded SDXL branch will remain outside that analysis unless comparable repeated outputs are generated.</w:t>
+        <w:t>Stable Diffusion repeated-candidate groups will hold the case, prompt arm and generation configuration fixed while varying the four approved seeds: 2026, 2027, 2028 and 2029. The analysis will cover canonical prompt conditions and a focused damage-size experiment, using several complete groups rather than treating each candidate as independent. Pixel-space variability, pairwise perceptual and feature differences, numeric maps and visual overlays will characterize empirical disagreement and stochastic stability (Hüllermeier and Waegeman, 2021; Cohen et al., 2024). Telea, LaMa and HINT are deterministic and will be assessed through robustness or sensitivity rather than repeated-seed uncertainty. The bounded SDXL branch will remain outside that analysis unless comparable repeated outputs are generated.</w:t>
       </w:r>
     </w:p>
     <w:p>
@@ -1922,7 +1922,7 @@
         <w:rPr>
           <w:lang w:val="en-IN"/>
         </w:rPr>
-        <w:t>The thin-scratch prompt analysis will compare generic and damage-aware prompts across the controlled 50-painting collection and the approved seeds for each prompt arm. Additional damage-size candidates will support group-level variability. Unless the complete reference-quality suite is computed for those additional candidates, their uncertainty evidence will remain separate from individual full-quality claims.</w:t>
+        <w:t>The thin-scratch prompt analysis will compare generic and damage-aware prompts across the controlled 50-painting collection and the approved seeds for each prompt arm. Additional damage-size candidates will support group-level variability. Unless the complete reference-quality suite is computed for those additional candidates, their repeated-candidate evidence will remain separate from individual full-quality claims.</w:t>
       </w:r>
     </w:p>
     <w:p>
@@ -2142,7 +2142,7 @@
         </w:rPr>
       </w:pPr>
       <w:r>
-        <w:t>A controlled comparison of Telea, LaMa, HINT and Stable Diffusion, with a separate bounded SDXL analysis, across broad visual categories and artificial damage conditions.</w:t>
+        <w:t>A controlled comparison of Telea, LaMa, HINT and Stable Diffusion across artificial damage conditions, with painting-level paired analysis, an assessment of consistency across evaluated paintings, and a separate bounded SDXL analysis.</w:t>
       </w:r>
     </w:p>
     <w:p>
@@ -2179,7 +2179,7 @@
         <w:rPr>
           <w:lang w:val="en-IN"/>
         </w:rPr>
-        <w:t>Repeated-seed variability tables and maps, together with an assessment of how useful that disagreement is for prioritizing inspection.</w:t>
+        <w:t>Repeated-candidate disagreement tables and maps, together with an assessment of stochastic stability and its relationship to other restoration-quality diagnostics.</w:t>
       </w:r>
     </w:p>
     <w:p>
@@ -2395,7 +2395,7 @@
                 <w:sz w:val="17"/>
                 <w:lang w:val="en-IN"/>
               </w:rPr>
-              <w:t>RQ1: How can a multi-metric evaluation framework assess AI-generated painting restorations beyond traditional image similarity metrics?</w:t>
+              <w:t>RQ1: What additional evidence does a region-aware, multi-metric evaluation framework provide beyond traditional image-similarity metrics when evaluating AI-assisted painting restoration?</w:t>
             </w:r>
           </w:p>
         </w:tc>
@@ -2451,7 +2451,7 @@
                 <w:sz w:val="17"/>
                 <w:lang w:val="en-IN"/>
               </w:rPr>
-              <w:t>A transparent framework that preserves metric disagreement instead of hiding it in one score.</w:t>
+              <w:t>A transparent framework that shows what region-aware, complementary evidence adds and preserves metric disagreement instead of hiding it in one score.</w:t>
             </w:r>
           </w:p>
         </w:tc>
@@ -2486,7 +2486,7 @@
                 <w:sz w:val="17"/>
                 <w:lang w:val="en-IN"/>
               </w:rPr>
-              <w:t>RQ2: How do selected inpainting methods differ across broad visual categories and controlled artificial damage conditions?</w:t>
+              <w:t>RQ2: How do selected inpainting methods differ in restoration quality across controlled artificial damage conditions, and how consistent are these differences across the evaluated paintings?</w:t>
             </w:r>
           </w:p>
         </w:tc>
@@ -2534,7 +2534,7 @@
               </w:rPr>
             </w:pPr>
             <w:r>
-              <w:t>Four-method comparisons with effect sizes, intervals and explicit scope boundaries.</w:t>
+              <w:t>Four-method comparisons with painting-level effect sizes, intervals, consistency evidence and explicit scope boundaries.</w:t>
             </w:r>
           </w:p>
         </w:tc>
@@ -2569,7 +2569,7 @@
                 <w:sz w:val="17"/>
                 <w:lang w:val="en-IN"/>
               </w:rPr>
-              <w:t>RQ3: To what extent can uncertainty estimation from multiple candidates identify speculative or unreliable restored regions?</w:t>
+              <w:t>RQ3: How can repeated-candidate disagreement be used to characterize the stability of stochastic painting restorations, and how does it relate to other restoration-quality diagnostics?</w:t>
             </w:r>
           </w:p>
         </w:tc>
@@ -2625,7 +2625,7 @@
                 <w:sz w:val="17"/>
                 <w:lang w:val="en-IN"/>
               </w:rPr>
-              <w:t>Evidence on where repeated outputs disagree and whether those areas warrant closer inspection.</w:t>
+              <w:t>Evidence about stochastic stability, where repeated outputs disagree, and how that disagreement relates to other restoration-quality diagnostics.</w:t>
             </w:r>
           </w:p>
         </w:tc>

--- a/docs/proposal/Rahul_Thesis_Proposal.docx
+++ b/docs/proposal/Rahul_Thesis_Proposal.docx
@@ -324,7 +324,7 @@
           <w:lang w:val="en-IN"/>
         </w:rPr>
         <w:tab/>
-        <w:t>1.2</w:t>
+        <w:t>1.3</w:t>
       </w:r>
     </w:p>
     <w:p>
@@ -356,7 +356,7 @@
           <w:lang w:val="en-IN"/>
         </w:rPr>
         <w:tab/>
-        <w:t>September 5, 2026</w:t>
+        <w:t>September 11, 2026</w:t>
       </w:r>
     </w:p>
     <w:p>
@@ -667,7 +667,7 @@
         <w:rPr>
           <w:lang w:val="en-IN"/>
         </w:rPr>
-        <w:t>The study will begin with a controlled collection of 50 digital paintings. The collection will be balanced across five broad visual categories: portrait and figure, landscape and natural scenes, architecture and structured scenes, abstraction and surrealism, and high-texture or brushwork-heavy paintings. These categories support reproducible grouping within the study; they are not independently validated art-historical styles or a claim to represent the full diversity of painting traditions. After the controlled stage validates the pipeline, the target remains an expansion to approximately 300 to 1,000 paintings, subject to compute, rights information, image quality and metadata coverage.</w:t>
+        <w:t>The study will use 300 digital paintings, balanced across five broad visual categories with 60 paintings in each: portrait and figure, landscape and natural scenes, architecture and structured scenes, abstraction and surrealism, and high-texture or brushwork-heavy paintings. These categories support reproducible grouping; they are not independently validated art-historical styles and do not represent the full diversity of painting traditions. The fixed benchmark retains the documented requirements for rights information, image quality and metadata coverage.</w:t>
       </w:r>
     </w:p>
     <w:p>
@@ -689,7 +689,7 @@
         <w:rPr>
           <w:lang w:val="en-IN"/>
         </w:rPr>
-        <w:t>The controlled collection will use public-domain or open-access records from The Metropolitan Museum of Art, the Art Institute of Chicago and the Rijksmuseum. Source records will preserve institution, object identifier, source URL, image URL, access date, rights category and the rights statement supplied by the institution. These fields record provenance and stated reuse conditions; they are not a blanket legal conclusion about every downstream use. WikiArt and ArtBench will not be used as image sources. ArtBench may remain in related work as an example of artwork benchmarking (Liao et al., 2022).</w:t>
+        <w:t>The controlled collection will use public-domain or open-access records from multiple museum and cultural-heritage collections. The largest source groups are the Cleveland Museum of Art, The Metropolitan Museum of Art, Statens Museum for Kunst, the National Gallery of Art, the Art Institute of Chicago and the Rijksmuseum, with smaller contributions from other institutions and documented open-access records. Source records will preserve institution, object identifier, source URL, image URL, access date, rights category and the rights statement supplied by the institution. These fields record provenance and stated reuse conditions; they are not a blanket legal conclusion about every downstream use. WikiArt and ArtBench will not be used as image sources. ArtBench may remain in related work as an example of artwork benchmarking (Liao et al., 2022).</w:t>
       </w:r>
     </w:p>
     <w:p>
@@ -743,6 +743,7 @@
             </w:pPr>
             <w:r>
               <w:rPr>
+                <w:rFonts w:ascii="Arial" w:hAnsi="Arial" w:eastAsia="Arial" w:cs="Arial"/>
                 <w:b/>
                 <w:sz w:val="18"/>
               </w:rPr>
@@ -769,6 +770,7 @@
             </w:pPr>
             <w:r>
               <w:rPr>
+                <w:rFonts w:ascii="Arial" w:hAnsi="Arial" w:eastAsia="Arial" w:cs="Arial"/>
                 <w:b/>
                 <w:sz w:val="18"/>
               </w:rPr>
@@ -800,6 +802,7 @@
             </w:pPr>
             <w:r>
               <w:rPr>
+                <w:rFonts w:ascii="Arial" w:hAnsi="Arial" w:eastAsia="Arial" w:cs="Arial"/>
                 <w:sz w:val="18"/>
               </w:rPr>
               <w:t>Clean images</w:t>
@@ -827,6 +830,7 @@
             </w:pPr>
             <w:r>
               <w:rPr>
+                <w:rFonts w:ascii="Arial" w:hAnsi="Arial" w:eastAsia="Arial" w:cs="Arial"/>
                 <w:sz w:val="18"/>
                 <w:lang w:val="en-IN"/>
               </w:rPr>
@@ -858,6 +862,7 @@
             </w:pPr>
             <w:r>
               <w:rPr>
+                <w:rFonts w:ascii="Arial" w:hAnsi="Arial" w:eastAsia="Arial" w:cs="Arial"/>
                 <w:sz w:val="18"/>
               </w:rPr>
               <w:t>Metadata</w:t>
@@ -885,6 +890,7 @@
             </w:pPr>
             <w:r>
               <w:rPr>
+                <w:rFonts w:ascii="Arial" w:hAnsi="Arial" w:eastAsia="Arial" w:cs="Arial"/>
                 <w:sz w:val="18"/>
                 <w:lang w:val="en-IN"/>
               </w:rPr>
@@ -916,6 +922,7 @@
             </w:pPr>
             <w:r>
               <w:rPr>
+                <w:rFonts w:ascii="Arial" w:hAnsi="Arial" w:eastAsia="Arial" w:cs="Arial"/>
                 <w:sz w:val="18"/>
               </w:rPr>
               <w:t>Masks and degradation definitions</w:t>
@@ -943,6 +950,7 @@
             </w:pPr>
             <w:r>
               <w:rPr>
+                <w:rFonts w:ascii="Arial" w:hAnsi="Arial" w:eastAsia="Arial" w:cs="Arial"/>
                 <w:sz w:val="18"/>
                 <w:lang w:val="en-IN"/>
               </w:rPr>
@@ -974,6 +982,7 @@
             </w:pPr>
             <w:r>
               <w:rPr>
+                <w:rFonts w:ascii="Arial" w:hAnsi="Arial" w:eastAsia="Arial" w:cs="Arial"/>
                 <w:sz w:val="18"/>
               </w:rPr>
               <w:t>Damaged images</w:t>
@@ -1001,6 +1010,7 @@
             </w:pPr>
             <w:r>
               <w:rPr>
+                <w:rFonts w:ascii="Arial" w:hAnsi="Arial" w:eastAsia="Arial" w:cs="Arial"/>
                 <w:sz w:val="18"/>
                 <w:lang w:val="en-IN"/>
               </w:rPr>
@@ -1032,6 +1042,7 @@
             </w:pPr>
             <w:r>
               <w:rPr>
+                <w:rFonts w:ascii="Arial" w:hAnsi="Arial" w:eastAsia="Arial" w:cs="Arial"/>
                 <w:sz w:val="18"/>
               </w:rPr>
               <w:t>Restoration candidates</w:t>
@@ -1059,6 +1070,7 @@
             </w:pPr>
             <w:r>
               <w:rPr>
+                <w:rFonts w:ascii="Arial" w:hAnsi="Arial" w:eastAsia="Arial" w:cs="Arial"/>
                 <w:sz w:val="18"/>
                 <w:lang w:val="en-IN"/>
               </w:rPr>
@@ -1090,6 +1102,7 @@
             </w:pPr>
             <w:r>
               <w:rPr>
+                <w:rFonts w:ascii="Arial" w:hAnsi="Arial" w:eastAsia="Arial" w:cs="Arial"/>
                 <w:sz w:val="18"/>
               </w:rPr>
               <w:t>Metric tables and maps</w:t>
@@ -1117,6 +1130,7 @@
             </w:pPr>
             <w:r>
               <w:rPr>
+                <w:rFonts w:ascii="Arial" w:hAnsi="Arial" w:eastAsia="Arial" w:cs="Arial"/>
                 <w:sz w:val="18"/>
                 <w:lang w:val="en-IN"/>
               </w:rPr>
@@ -1148,6 +1162,7 @@
             </w:pPr>
             <w:r>
               <w:rPr>
+                <w:rFonts w:ascii="Arial" w:hAnsi="Arial" w:eastAsia="Arial" w:cs="Arial"/>
                 <w:sz w:val="18"/>
               </w:rPr>
               <w:t>Manifests and validation records</w:t>
@@ -1175,6 +1190,7 @@
             </w:pPr>
             <w:r>
               <w:rPr>
+                <w:rFonts w:ascii="Arial" w:hAnsi="Arial" w:eastAsia="Arial" w:cs="Arial"/>
                 <w:sz w:val="18"/>
                 <w:lang w:val="en-IN"/>
               </w:rPr>
@@ -1340,6 +1356,7 @@
             </w:pPr>
             <w:r>
               <w:rPr>
+                <w:rFonts w:ascii="Arial" w:hAnsi="Arial" w:eastAsia="Arial" w:cs="Arial"/>
                 <w:b/>
                 <w:sz w:val="19"/>
               </w:rPr>
@@ -1365,6 +1382,7 @@
             </w:pPr>
             <w:r>
               <w:rPr>
+                <w:rFonts w:ascii="Arial" w:hAnsi="Arial" w:eastAsia="Arial" w:cs="Arial"/>
                 <w:b/>
                 <w:sz w:val="19"/>
               </w:rPr>
@@ -1396,6 +1414,7 @@
             </w:pPr>
             <w:r>
               <w:rPr>
+                <w:rFonts w:ascii="Arial" w:hAnsi="Arial" w:eastAsia="Arial" w:cs="Arial"/>
                 <w:sz w:val="19"/>
               </w:rPr>
               <w:t>Canonical damage</w:t>
@@ -1423,6 +1442,7 @@
             </w:pPr>
             <w:r>
               <w:rPr>
+                <w:rFonts w:ascii="Arial" w:hAnsi="Arial" w:eastAsia="Arial" w:cs="Arial"/>
                 <w:sz w:val="19"/>
                 <w:lang w:val="en-IN"/>
               </w:rPr>
@@ -1454,6 +1474,7 @@
             </w:pPr>
             <w:r>
               <w:rPr>
+                <w:rFonts w:ascii="Arial" w:hAnsi="Arial" w:eastAsia="Arial" w:cs="Arial"/>
                 <w:sz w:val="19"/>
               </w:rPr>
               <w:t>Damage-size sensitivity</w:t>
@@ -1481,6 +1502,7 @@
             </w:pPr>
             <w:r>
               <w:rPr>
+                <w:rFonts w:ascii="Arial" w:hAnsi="Arial" w:eastAsia="Arial" w:cs="Arial"/>
                 <w:sz w:val="19"/>
                 <w:lang w:val="en-IN"/>
               </w:rPr>
@@ -1512,6 +1534,7 @@
             </w:pPr>
             <w:r>
               <w:rPr>
+                <w:rFonts w:ascii="Arial" w:hAnsi="Arial" w:eastAsia="Arial" w:cs="Arial"/>
                 <w:sz w:val="19"/>
               </w:rPr>
               <w:t>Mask robustness</w:t>
@@ -1539,6 +1562,7 @@
             </w:pPr>
             <w:r>
               <w:rPr>
+                <w:rFonts w:ascii="Arial" w:hAnsi="Arial" w:eastAsia="Arial" w:cs="Arial"/>
                 <w:sz w:val="19"/>
                 <w:lang w:val="en-IN"/>
               </w:rPr>
@@ -1570,6 +1594,7 @@
             </w:pPr>
             <w:r>
               <w:rPr>
+                <w:rFonts w:ascii="Arial" w:hAnsi="Arial" w:eastAsia="Arial" w:cs="Arial"/>
                 <w:sz w:val="19"/>
               </w:rPr>
               <w:t>Procedural synthetic degradation</w:t>
@@ -1597,6 +1622,7 @@
             </w:pPr>
             <w:r>
               <w:rPr>
+                <w:rFonts w:ascii="Arial" w:hAnsi="Arial" w:eastAsia="Arial" w:cs="Arial"/>
                 <w:sz w:val="19"/>
                 <w:lang w:val="en-IN"/>
               </w:rPr>
@@ -1880,7 +1906,7 @@
         </w:rPr>
       </w:pPr>
       <w:r>
-        <w:t>The planned full method comparison will include OpenCV Telea as a classical deterministic baseline, LaMa as a pretrained deterministic Fourier-convolution baseline, HINT as a deterministic mask-aware transformer baseline, and Stable Diffusion 1.5 Inpainting as a stochastic, prompt-conditioned baseline (Telea, 2004; Suvorov et al., 2022; Chen et al., 2024; Rombach et al., 2022). HINT adds a second learned deterministic architecture with mask-aware encoding and multi-scale, long-range context modelling, rather than duplicating the role of LaMa or diffusion. SDXL Inpainting will be evaluated separately in a bounded feasibility branch and will not be presented as a full benchmark (Podell et al., 2024). A further heritage-specific method may be considered only if suitable code, weights, licensing and compute are available.</w:t>
+        <w:t>The planned full method comparison will include OpenCV Telea as a classical deterministic baseline, LaMa as a pretrained deterministic Fourier-convolution baseline, HINT as a deterministic mask-aware transformer baseline, and Stable Diffusion 1.5 Inpainting as a stochastic, prompt-conditioned baseline (Telea, 2004; Suvorov et al., 2022; Chen et al., 2024; Rombach et al., 2022). HINT adds a second learned deterministic architecture with mask-aware encoding and multi-scale, long-range context modelling, rather than duplicating the role of LaMa or diffusion. SDXL Inpainting will be evaluated separately in a bounded feasibility branch and will not be presented as a full benchmark (Podell et al., 2024).</w:t>
       </w:r>
     </w:p>
     <w:p>
@@ -1922,7 +1948,7 @@
         <w:rPr>
           <w:lang w:val="en-IN"/>
         </w:rPr>
-        <w:t>The thin-scratch prompt analysis will compare generic and damage-aware prompts across the controlled 50-painting collection and the approved seeds for each prompt arm. Additional damage-size candidates will support group-level variability. Unless the complete reference-quality suite is computed for those additional candidates, their repeated-candidate evidence will remain separate from individual full-quality claims.</w:t>
+        <w:t>The thin-scratch prompt analysis will compare generic and damage-aware prompts for eligible thin-scratch cases across the controlled 300-painting collection and the approved seeds for each prompt arm. Additional damage-size candidates will support group-level variability. Unless the complete reference-quality suite is computed for those additional candidates, their repeated-candidate evidence will remain separate from individual full-quality claims.</w:t>
       </w:r>
     </w:p>
     <w:p>
@@ -2307,6 +2333,7 @@
             </w:pPr>
             <w:r>
               <w:rPr>
+                <w:rFonts w:ascii="Arial" w:hAnsi="Arial" w:eastAsia="Arial" w:cs="Arial"/>
                 <w:b/>
                 <w:sz w:val="17"/>
               </w:rPr>
@@ -2332,6 +2359,7 @@
             </w:pPr>
             <w:r>
               <w:rPr>
+                <w:rFonts w:ascii="Arial" w:hAnsi="Arial" w:eastAsia="Arial" w:cs="Arial"/>
                 <w:b/>
                 <w:sz w:val="17"/>
               </w:rPr>
@@ -2357,6 +2385,7 @@
             </w:pPr>
             <w:r>
               <w:rPr>
+                <w:rFonts w:ascii="Arial" w:hAnsi="Arial" w:eastAsia="Arial" w:cs="Arial"/>
                 <w:b/>
                 <w:sz w:val="17"/>
               </w:rPr>
@@ -2392,6 +2421,7 @@
             </w:pPr>
             <w:r>
               <w:rPr>
+                <w:rFonts w:ascii="Arial" w:hAnsi="Arial" w:eastAsia="Arial" w:cs="Arial"/>
                 <w:sz w:val="17"/>
                 <w:lang w:val="en-IN"/>
               </w:rPr>
@@ -2420,6 +2450,7 @@
             </w:pPr>
             <w:r>
               <w:rPr>
+                <w:rFonts w:ascii="Arial" w:hAnsi="Arial" w:eastAsia="Arial" w:cs="Arial"/>
                 <w:sz w:val="17"/>
                 <w:lang w:val="en-IN"/>
               </w:rPr>
@@ -2448,6 +2479,7 @@
             </w:pPr>
             <w:r>
               <w:rPr>
+                <w:rFonts w:ascii="Arial" w:hAnsi="Arial" w:eastAsia="Arial" w:cs="Arial"/>
                 <w:sz w:val="17"/>
                 <w:lang w:val="en-IN"/>
               </w:rPr>
@@ -2483,6 +2515,7 @@
             </w:pPr>
             <w:r>
               <w:rPr>
+                <w:rFonts w:ascii="Arial" w:hAnsi="Arial" w:eastAsia="Arial" w:cs="Arial"/>
                 <w:sz w:val="17"/>
                 <w:lang w:val="en-IN"/>
               </w:rPr>
@@ -2510,6 +2543,10 @@
               </w:rPr>
             </w:pPr>
             <w:r>
+              <w:rPr>
+                <w:rFonts w:ascii="Arial" w:hAnsi="Arial" w:eastAsia="Arial" w:cs="Arial"/>
+                <w:sz w:val="17"/>
+              </w:rPr>
               <w:t>Paired comparison of Telea, LaMa, HINT and Stable Diffusion; bounded SDXL feasibility; grouped analysis across eligible cases.</w:t>
             </w:r>
           </w:p>
@@ -2534,6 +2571,10 @@
               </w:rPr>
             </w:pPr>
             <w:r>
+              <w:rPr>
+                <w:rFonts w:ascii="Arial" w:hAnsi="Arial" w:eastAsia="Arial" w:cs="Arial"/>
+                <w:sz w:val="17"/>
+              </w:rPr>
               <w:t>Four-method comparisons with painting-level effect sizes, intervals, consistency evidence and explicit scope boundaries.</w:t>
             </w:r>
           </w:p>
@@ -2566,6 +2607,7 @@
             </w:pPr>
             <w:r>
               <w:rPr>
+                <w:rFonts w:ascii="Arial" w:hAnsi="Arial" w:eastAsia="Arial" w:cs="Arial"/>
                 <w:sz w:val="17"/>
                 <w:lang w:val="en-IN"/>
               </w:rPr>
@@ -2594,6 +2636,7 @@
             </w:pPr>
             <w:r>
               <w:rPr>
+                <w:rFonts w:ascii="Arial" w:hAnsi="Arial" w:eastAsia="Arial" w:cs="Arial"/>
                 <w:sz w:val="17"/>
                 <w:lang w:val="en-IN"/>
               </w:rPr>
@@ -2622,6 +2665,7 @@
             </w:pPr>
             <w:r>
               <w:rPr>
+                <w:rFonts w:ascii="Arial" w:hAnsi="Arial" w:eastAsia="Arial" w:cs="Arial"/>
                 <w:sz w:val="17"/>
                 <w:lang w:val="en-IN"/>
               </w:rPr>
@@ -2654,6 +2698,7 @@
             </w:pPr>
             <w:r>
               <w:rPr>
+                <w:rFonts w:ascii="Arial" w:hAnsi="Arial" w:eastAsia="Arial" w:cs="Arial"/>
                 <w:sz w:val="17"/>
               </w:rPr>
               <w:t>Practical deliverable</w:t>
@@ -2681,6 +2726,7 @@
             </w:pPr>
             <w:r>
               <w:rPr>
+                <w:rFonts w:ascii="Arial" w:hAnsi="Arial" w:eastAsia="Arial" w:cs="Arial"/>
                 <w:sz w:val="17"/>
                 <w:lang w:val="en-IN"/>
               </w:rPr>
@@ -2709,6 +2755,7 @@
             </w:pPr>
             <w:r>
               <w:rPr>
+                <w:rFonts w:ascii="Arial" w:hAnsi="Arial" w:eastAsia="Arial" w:cs="Arial"/>
                 <w:sz w:val="17"/>
                 <w:lang w:val="en-IN"/>
               </w:rPr>
@@ -2878,7 +2925,7 @@
             </w:pPr>
             <w:r>
               <w:rPr>
-                <w:rFonts w:cs="Arial"/>
+                <w:rFonts w:cs="Arial" w:ascii="Arial" w:hAnsi="Arial" w:eastAsia="Arial"/>
                 <w:b/>
                 <w:color w:val="000000"/>
                 <w:sz w:val="17"/>
@@ -2911,7 +2958,7 @@
             </w:pPr>
             <w:r>
               <w:rPr>
-                <w:rFonts w:cs="Arial"/>
+                <w:rFonts w:cs="Arial" w:ascii="Arial" w:hAnsi="Arial" w:eastAsia="Arial"/>
                 <w:b/>
                 <w:color w:val="000000"/>
                 <w:sz w:val="17"/>
@@ -2945,7 +2992,7 @@
             </w:pPr>
             <w:r>
               <w:rPr>
-                <w:rFonts w:cs="Arial"/>
+                <w:rFonts w:cs="Arial" w:ascii="Arial" w:hAnsi="Arial" w:eastAsia="Arial"/>
                 <w:b/>
                 <w:color w:val="000000"/>
                 <w:sz w:val="17"/>
@@ -2979,7 +3026,7 @@
             </w:pPr>
             <w:r>
               <w:rPr>
-                <w:rFonts w:cs="Arial"/>
+                <w:rFonts w:cs="Arial" w:ascii="Arial" w:hAnsi="Arial" w:eastAsia="Arial"/>
                 <w:b/>
                 <w:color w:val="000000"/>
                 <w:sz w:val="17"/>
@@ -3013,7 +3060,7 @@
             </w:pPr>
             <w:r>
               <w:rPr>
-                <w:rFonts w:cs="Arial"/>
+                <w:rFonts w:cs="Arial" w:ascii="Arial" w:hAnsi="Arial" w:eastAsia="Arial"/>
                 <w:b/>
                 <w:color w:val="000000"/>
                 <w:sz w:val="17"/>
@@ -3053,7 +3100,7 @@
             </w:pPr>
             <w:r>
               <w:rPr>
-                <w:rFonts w:cs="Arial"/>
+                <w:rFonts w:cs="Arial" w:ascii="Arial" w:hAnsi="Arial" w:eastAsia="Arial"/>
                 <w:sz w:val="17"/>
                 <w:lang w:val="en-US"/>
               </w:rPr>
@@ -3083,7 +3130,7 @@
             </w:pPr>
             <w:r>
               <w:rPr>
-                <w:rFonts w:cs="Arial"/>
+                <w:rFonts w:cs="Arial" w:ascii="Arial" w:hAnsi="Arial" w:eastAsia="Arial"/>
                 <w:sz w:val="17"/>
                 <w:lang w:val="en-US"/>
               </w:rPr>
@@ -3114,7 +3161,7 @@
             </w:pPr>
             <w:r>
               <w:rPr>
-                <w:rFonts w:cs="Arial"/>
+                <w:rFonts w:cs="Arial" w:ascii="Arial" w:hAnsi="Arial" w:eastAsia="Arial"/>
                 <w:sz w:val="17"/>
                 <w:lang w:val="en-US"/>
               </w:rPr>
@@ -3122,7 +3169,7 @@
             </w:r>
             <w:r>
               <w:rPr>
-                <w:rFonts w:cs="Arial"/>
+                <w:rFonts w:cs="Arial" w:ascii="Arial" w:hAnsi="Arial" w:eastAsia="Arial"/>
                 <w:sz w:val="17"/>
                 <w:lang w:val="en-US"/>
               </w:rPr>
@@ -3206,7 +3253,7 @@
             </w:pPr>
             <w:r>
               <w:rPr>
-                <w:rFonts w:cs="Arial"/>
+                <w:rFonts w:cs="Arial" w:ascii="Arial" w:hAnsi="Arial" w:eastAsia="Arial"/>
                 <w:sz w:val="17"/>
                 <w:lang w:val="en-US"/>
               </w:rPr>
@@ -3236,7 +3283,7 @@
             </w:pPr>
             <w:r>
               <w:rPr>
-                <w:rFonts w:cs="Arial"/>
+                <w:rFonts w:cs="Arial" w:ascii="Arial" w:hAnsi="Arial" w:eastAsia="Arial"/>
                 <w:sz w:val="17"/>
                 <w:lang w:val="en-US"/>
               </w:rPr>
@@ -3267,7 +3314,7 @@
             </w:pPr>
             <w:r>
               <w:rPr>
-                <w:rFonts w:cs="Arial"/>
+                <w:rFonts w:cs="Arial" w:ascii="Arial" w:hAnsi="Arial" w:eastAsia="Arial"/>
                 <w:sz w:val="17"/>
                 <w:lang w:val="en-US"/>
               </w:rPr>
@@ -3351,7 +3398,7 @@
             </w:pPr>
             <w:r>
               <w:rPr>
-                <w:rFonts w:cs="Arial"/>
+                <w:rFonts w:cs="Arial" w:ascii="Arial" w:hAnsi="Arial" w:eastAsia="Arial"/>
                 <w:sz w:val="17"/>
                 <w:lang w:val="en-US"/>
               </w:rPr>
@@ -3381,7 +3428,7 @@
             </w:pPr>
             <w:r>
               <w:rPr>
-                <w:rFonts w:cs="Arial"/>
+                <w:rFonts w:cs="Arial" w:ascii="Arial" w:hAnsi="Arial" w:eastAsia="Arial"/>
                 <w:sz w:val="17"/>
                 <w:lang w:val="en-IN"/>
               </w:rPr>
@@ -3412,7 +3459,7 @@
             </w:pPr>
             <w:r>
               <w:rPr>
-                <w:rFonts w:cs="Arial"/>
+                <w:rFonts w:cs="Arial" w:ascii="Arial" w:hAnsi="Arial" w:eastAsia="Arial"/>
                 <w:sz w:val="17"/>
                 <w:lang w:val="en-US"/>
               </w:rPr>
@@ -3496,7 +3543,7 @@
             </w:pPr>
             <w:r>
               <w:rPr>
-                <w:rFonts w:cs="Arial"/>
+                <w:rFonts w:cs="Arial" w:ascii="Arial" w:hAnsi="Arial" w:eastAsia="Arial"/>
                 <w:sz w:val="17"/>
                 <w:lang w:val="en-US"/>
               </w:rPr>
@@ -3526,7 +3573,7 @@
             </w:pPr>
             <w:r>
               <w:rPr>
-                <w:rFonts w:cs="Arial"/>
+                <w:rFonts w:cs="Arial" w:ascii="Arial" w:hAnsi="Arial" w:eastAsia="Arial"/>
                 <w:sz w:val="17"/>
                 <w:lang w:val="en-IN"/>
               </w:rPr>
@@ -3557,7 +3604,7 @@
             </w:pPr>
             <w:r>
               <w:rPr>
-                <w:rFonts w:cs="Arial"/>
+                <w:rFonts w:cs="Arial" w:ascii="Arial" w:hAnsi="Arial" w:eastAsia="Arial"/>
                 <w:sz w:val="17"/>
                 <w:lang w:val="en-US"/>
               </w:rPr>
@@ -3641,7 +3688,7 @@
             </w:pPr>
             <w:r>
               <w:rPr>
-                <w:rFonts w:cs="Arial"/>
+                <w:rFonts w:cs="Arial" w:ascii="Arial" w:hAnsi="Arial" w:eastAsia="Arial"/>
                 <w:sz w:val="17"/>
                 <w:lang w:val="en-US"/>
               </w:rPr>
@@ -3671,7 +3718,7 @@
             </w:pPr>
             <w:r>
               <w:rPr>
-                <w:rFonts w:cs="Arial"/>
+                <w:rFonts w:cs="Arial" w:ascii="Arial" w:hAnsi="Arial" w:eastAsia="Arial"/>
                 <w:sz w:val="17"/>
                 <w:lang w:val="en-IN"/>
               </w:rPr>
@@ -3702,7 +3749,7 @@
             </w:pPr>
             <w:r>
               <w:rPr>
-                <w:rFonts w:cs="Arial"/>
+                <w:rFonts w:cs="Arial" w:ascii="Arial" w:hAnsi="Arial" w:eastAsia="Arial"/>
                 <w:sz w:val="17"/>
                 <w:lang w:val="en-US"/>
               </w:rPr>
@@ -3786,7 +3833,7 @@
             </w:pPr>
             <w:r>
               <w:rPr>
-                <w:rFonts w:cs="Arial"/>
+                <w:rFonts w:cs="Arial" w:ascii="Arial" w:hAnsi="Arial" w:eastAsia="Arial"/>
                 <w:sz w:val="17"/>
                 <w:lang w:val="en-US"/>
               </w:rPr>
@@ -3816,7 +3863,7 @@
             </w:pPr>
             <w:r>
               <w:rPr>
-                <w:rFonts w:cs="Arial"/>
+                <w:rFonts w:cs="Arial" w:ascii="Arial" w:hAnsi="Arial" w:eastAsia="Arial"/>
                 <w:sz w:val="17"/>
                 <w:lang w:val="en-IN"/>
               </w:rPr>
@@ -3847,7 +3894,7 @@
             </w:pPr>
             <w:r>
               <w:rPr>
-                <w:rFonts w:cs="Arial"/>
+                <w:rFonts w:cs="Arial" w:ascii="Arial" w:hAnsi="Arial" w:eastAsia="Arial"/>
                 <w:sz w:val="17"/>
                 <w:lang w:val="en-US"/>
               </w:rPr>
@@ -3931,7 +3978,7 @@
             </w:pPr>
             <w:r>
               <w:rPr>
-                <w:rFonts w:cs="Arial"/>
+                <w:rFonts w:cs="Arial" w:ascii="Arial" w:hAnsi="Arial" w:eastAsia="Arial"/>
                 <w:sz w:val="17"/>
                 <w:lang w:val="en-US"/>
               </w:rPr>
@@ -3961,7 +4008,7 @@
             </w:pPr>
             <w:r>
               <w:rPr>
-                <w:rFonts w:cs="Arial"/>
+                <w:rFonts w:cs="Arial" w:ascii="Arial" w:hAnsi="Arial" w:eastAsia="Arial"/>
                 <w:sz w:val="17"/>
                 <w:lang w:val="en-IN"/>
               </w:rPr>
@@ -3992,7 +4039,7 @@
             </w:pPr>
             <w:r>
               <w:rPr>
-                <w:rFonts w:cs="Arial"/>
+                <w:rFonts w:cs="Arial" w:ascii="Arial" w:hAnsi="Arial" w:eastAsia="Arial"/>
                 <w:sz w:val="17"/>
                 <w:lang w:val="en-US"/>
               </w:rPr>
@@ -4076,7 +4123,7 @@
             </w:pPr>
             <w:r>
               <w:rPr>
-                <w:rFonts w:cs="Arial"/>
+                <w:rFonts w:cs="Arial" w:ascii="Arial" w:hAnsi="Arial" w:eastAsia="Arial"/>
                 <w:sz w:val="17"/>
                 <w:lang w:val="en-US"/>
               </w:rPr>
@@ -4106,7 +4153,7 @@
             </w:pPr>
             <w:r>
               <w:rPr>
-                <w:rFonts w:cs="Arial"/>
+                <w:rFonts w:cs="Arial" w:ascii="Arial" w:hAnsi="Arial" w:eastAsia="Arial"/>
                 <w:sz w:val="17"/>
                 <w:lang w:val="en-IN"/>
               </w:rPr>
@@ -4137,7 +4184,7 @@
             </w:pPr>
             <w:r>
               <w:rPr>
-                <w:rFonts w:cs="Arial"/>
+                <w:rFonts w:cs="Arial" w:ascii="Arial" w:hAnsi="Arial" w:eastAsia="Arial"/>
                 <w:sz w:val="17"/>
                 <w:lang w:val="en-US"/>
               </w:rPr>
@@ -4221,7 +4268,7 @@
             </w:pPr>
             <w:r>
               <w:rPr>
-                <w:rFonts w:cs="Arial"/>
+                <w:rFonts w:cs="Arial" w:ascii="Arial" w:hAnsi="Arial" w:eastAsia="Arial"/>
                 <w:sz w:val="17"/>
                 <w:lang w:val="en-US"/>
               </w:rPr>
@@ -4251,7 +4298,7 @@
             </w:pPr>
             <w:r>
               <w:rPr>
-                <w:rFonts w:cs="Arial"/>
+                <w:rFonts w:cs="Arial" w:ascii="Arial" w:hAnsi="Arial" w:eastAsia="Arial"/>
                 <w:sz w:val="17"/>
               </w:rPr>
               <w:t xml:space="preserve">Main </w:t>
@@ -4259,7 +4306,7 @@
             <w:proofErr w:type="spellStart"/>
             <w:r>
               <w:rPr>
-                <w:rFonts w:cs="Arial"/>
+                <w:rFonts w:cs="Arial" w:ascii="Arial" w:hAnsi="Arial" w:eastAsia="Arial"/>
                 <w:sz w:val="17"/>
               </w:rPr>
               <w:t>restoration</w:t>
@@ -4267,7 +4314,7 @@
             <w:proofErr w:type="spellEnd"/>
             <w:r>
               <w:rPr>
-                <w:rFonts w:cs="Arial"/>
+                <w:rFonts w:cs="Arial" w:ascii="Arial" w:hAnsi="Arial" w:eastAsia="Arial"/>
                 <w:sz w:val="17"/>
               </w:rPr>
               <w:t xml:space="preserve"> </w:t>
@@ -4275,7 +4322,7 @@
             <w:proofErr w:type="spellStart"/>
             <w:r>
               <w:rPr>
-                <w:rFonts w:cs="Arial"/>
+                <w:rFonts w:cs="Arial" w:ascii="Arial" w:hAnsi="Arial" w:eastAsia="Arial"/>
                 <w:sz w:val="17"/>
               </w:rPr>
               <w:t>experiments</w:t>
@@ -4283,7 +4330,7 @@
             <w:proofErr w:type="spellEnd"/>
             <w:r>
               <w:rPr>
-                <w:rFonts w:cs="Arial"/>
+                <w:rFonts w:cs="Arial" w:ascii="Arial" w:hAnsi="Arial" w:eastAsia="Arial"/>
                 <w:sz w:val="17"/>
               </w:rPr>
               <w:t xml:space="preserve"> </w:t>
@@ -4291,7 +4338,7 @@
             <w:proofErr w:type="spellStart"/>
             <w:r>
               <w:rPr>
-                <w:rFonts w:cs="Arial"/>
+                <w:rFonts w:cs="Arial" w:ascii="Arial" w:hAnsi="Arial" w:eastAsia="Arial"/>
                 <w:sz w:val="17"/>
               </w:rPr>
               <w:t>completed</w:t>
@@ -4322,7 +4369,7 @@
             </w:pPr>
             <w:r>
               <w:rPr>
-                <w:rFonts w:cs="Arial"/>
+                <w:rFonts w:cs="Arial" w:ascii="Arial" w:hAnsi="Arial" w:eastAsia="Arial"/>
                 <w:sz w:val="17"/>
                 <w:lang w:val="en-US"/>
               </w:rPr>
@@ -4406,7 +4453,7 @@
             </w:pPr>
             <w:r>
               <w:rPr>
-                <w:rFonts w:cs="Arial"/>
+                <w:rFonts w:cs="Arial" w:ascii="Arial" w:hAnsi="Arial" w:eastAsia="Arial"/>
                 <w:sz w:val="17"/>
                 <w:lang w:val="en-US"/>
               </w:rPr>
@@ -4435,6 +4482,7 @@
             </w:pPr>
             <w:r>
               <w:rPr>
+                <w:rFonts w:ascii="Arial" w:hAnsi="Arial" w:eastAsia="Arial" w:cs="Arial"/>
                 <w:sz w:val="17"/>
                 <w:lang w:val="en-IN"/>
               </w:rPr>
@@ -4465,7 +4513,7 @@
             </w:pPr>
             <w:r>
               <w:rPr>
-                <w:rFonts w:cs="Arial"/>
+                <w:rFonts w:cs="Arial" w:ascii="Arial" w:hAnsi="Arial" w:eastAsia="Arial"/>
                 <w:sz w:val="17"/>
                 <w:lang w:val="en-US"/>
               </w:rPr>
@@ -4549,7 +4597,7 @@
             </w:pPr>
             <w:r>
               <w:rPr>
-                <w:rFonts w:cs="Arial"/>
+                <w:rFonts w:cs="Arial" w:ascii="Arial" w:hAnsi="Arial" w:eastAsia="Arial"/>
                 <w:sz w:val="17"/>
                 <w:lang w:val="en-US"/>
               </w:rPr>
@@ -4579,7 +4627,7 @@
             </w:pPr>
             <w:r>
               <w:rPr>
-                <w:rFonts w:cs="Arial"/>
+                <w:rFonts w:cs="Arial" w:ascii="Arial" w:hAnsi="Arial" w:eastAsia="Arial"/>
                 <w:sz w:val="17"/>
                 <w:lang w:val="en-IN"/>
               </w:rPr>
@@ -4610,7 +4658,7 @@
             </w:pPr>
             <w:r>
               <w:rPr>
-                <w:rFonts w:cs="Arial"/>
+                <w:rFonts w:cs="Arial" w:ascii="Arial" w:hAnsi="Arial" w:eastAsia="Arial"/>
                 <w:sz w:val="17"/>
                 <w:lang w:val="en-US"/>
               </w:rPr>
@@ -4694,7 +4742,7 @@
             </w:pPr>
             <w:r>
               <w:rPr>
-                <w:rFonts w:cs="Arial"/>
+                <w:rFonts w:cs="Arial" w:ascii="Arial" w:hAnsi="Arial" w:eastAsia="Arial"/>
                 <w:sz w:val="17"/>
                 <w:lang w:val="en-US"/>
               </w:rPr>
@@ -4724,7 +4772,7 @@
             </w:pPr>
             <w:r>
               <w:rPr>
-                <w:rFonts w:cs="Arial"/>
+                <w:rFonts w:cs="Arial" w:ascii="Arial" w:hAnsi="Arial" w:eastAsia="Arial"/>
                 <w:sz w:val="17"/>
                 <w:lang w:val="en-IN"/>
               </w:rPr>
@@ -4755,7 +4803,7 @@
             </w:pPr>
             <w:r>
               <w:rPr>
-                <w:rFonts w:cs="Arial"/>
+                <w:rFonts w:cs="Arial" w:ascii="Arial" w:hAnsi="Arial" w:eastAsia="Arial"/>
                 <w:sz w:val="17"/>
                 <w:lang w:val="en-US"/>
               </w:rPr>
@@ -4839,7 +4887,7 @@
             </w:pPr>
             <w:r>
               <w:rPr>
-                <w:rFonts w:cs="Arial"/>
+                <w:rFonts w:cs="Arial" w:ascii="Arial" w:hAnsi="Arial" w:eastAsia="Arial"/>
                 <w:sz w:val="17"/>
                 <w:lang w:val="en-US"/>
               </w:rPr>
@@ -4869,7 +4917,7 @@
             </w:pPr>
             <w:r>
               <w:rPr>
-                <w:rFonts w:cs="Arial"/>
+                <w:rFonts w:cs="Arial" w:ascii="Arial" w:hAnsi="Arial" w:eastAsia="Arial"/>
                 <w:sz w:val="17"/>
               </w:rPr>
               <w:t xml:space="preserve">Final </w:t>
@@ -4877,7 +4925,7 @@
             <w:proofErr w:type="spellStart"/>
             <w:r>
               <w:rPr>
-                <w:rFonts w:cs="Arial"/>
+                <w:rFonts w:cs="Arial" w:ascii="Arial" w:hAnsi="Arial" w:eastAsia="Arial"/>
                 <w:sz w:val="17"/>
               </w:rPr>
               <w:t>version</w:t>
@@ -4885,7 +4933,7 @@
             <w:proofErr w:type="spellEnd"/>
             <w:r>
               <w:rPr>
-                <w:rFonts w:cs="Arial"/>
+                <w:rFonts w:cs="Arial" w:ascii="Arial" w:hAnsi="Arial" w:eastAsia="Arial"/>
                 <w:sz w:val="17"/>
               </w:rPr>
               <w:t xml:space="preserve"> </w:t>
@@ -4893,7 +4941,7 @@
             <w:proofErr w:type="spellStart"/>
             <w:r>
               <w:rPr>
-                <w:rFonts w:cs="Arial"/>
+                <w:rFonts w:cs="Arial" w:ascii="Arial" w:hAnsi="Arial" w:eastAsia="Arial"/>
                 <w:sz w:val="17"/>
               </w:rPr>
               <w:t>handed</w:t>
@@ -4901,7 +4949,7 @@
             <w:proofErr w:type="spellEnd"/>
             <w:r>
               <w:rPr>
-                <w:rFonts w:cs="Arial"/>
+                <w:rFonts w:cs="Arial" w:ascii="Arial" w:hAnsi="Arial" w:eastAsia="Arial"/>
                 <w:sz w:val="17"/>
               </w:rPr>
               <w:t xml:space="preserve"> in</w:t>
@@ -4931,7 +4979,7 @@
             </w:pPr>
             <w:r>
               <w:rPr>
-                <w:rFonts w:cs="Arial"/>
+                <w:rFonts w:cs="Arial" w:ascii="Arial" w:hAnsi="Arial" w:eastAsia="Arial"/>
                 <w:sz w:val="17"/>
                 <w:lang w:val="en-US"/>
               </w:rPr>
@@ -5015,7 +5063,7 @@
             </w:pPr>
             <w:r>
               <w:rPr>
-                <w:rFonts w:cs="Arial"/>
+                <w:rFonts w:cs="Arial" w:ascii="Arial" w:hAnsi="Arial" w:eastAsia="Arial"/>
                 <w:sz w:val="17"/>
                 <w:lang w:val="en-US"/>
               </w:rPr>
@@ -5045,7 +5093,7 @@
             </w:pPr>
             <w:r>
               <w:rPr>
-                <w:rFonts w:cs="Arial"/>
+                <w:rFonts w:cs="Arial" w:ascii="Arial" w:hAnsi="Arial" w:eastAsia="Arial"/>
                 <w:sz w:val="17"/>
                 <w:lang w:val="en-IN"/>
               </w:rPr>
@@ -5076,7 +5124,7 @@
             </w:pPr>
             <w:r>
               <w:rPr>
-                <w:rFonts w:cs="Arial"/>
+                <w:rFonts w:cs="Arial" w:ascii="Arial" w:hAnsi="Arial" w:eastAsia="Arial"/>
                 <w:sz w:val="17"/>
                 <w:lang w:val="en-US"/>
               </w:rPr>

--- a/docs/proposal/Rahul_Thesis_Proposal.docx
+++ b/docs/proposal/Rahul_Thesis_Proposal.docx
@@ -324,7 +324,7 @@
           <w:lang w:val="en-IN"/>
         </w:rPr>
         <w:tab/>
-        <w:t>1.2</w:t>
+        <w:t>1.3</w:t>
       </w:r>
     </w:p>
     <w:p>
@@ -356,7 +356,7 @@
           <w:lang w:val="en-IN"/>
         </w:rPr>
         <w:tab/>
-        <w:t>September 5, 2026</w:t>
+        <w:t>September 11, 2026</w:t>
       </w:r>
     </w:p>
     <w:p>
@@ -667,7 +667,7 @@
         <w:rPr>
           <w:lang w:val="en-IN"/>
         </w:rPr>
-        <w:t>The study will begin with a controlled collection of 50 digital paintings. The collection will be balanced across five broad visual categories: portrait and figure, landscape and natural scenes, architecture and structured scenes, abstraction and surrealism, and high-texture or brushwork-heavy paintings. These categories support reproducible grouping within the study; they are not independently validated art-historical styles or a claim to represent the full diversity of painting traditions. After the controlled stage validates the pipeline, the target remains an expansion to approximately 300 to 1,000 paintings, subject to compute, rights information, image quality and metadata coverage.</w:t>
+        <w:t>The study will use 300 digital paintings, balanced across five broad visual categories with 60 paintings in each: portrait and figure, landscape and natural scenes, architecture and structured scenes, abstraction and surrealism, and high-texture or brushwork-heavy paintings. These categories support reproducible grouping; they are not independently validated art-historical styles and do not represent the full diversity of painting traditions. The fixed benchmark retains the documented requirements for rights information, image quality and metadata coverage.</w:t>
       </w:r>
     </w:p>
     <w:p>
@@ -689,7 +689,7 @@
         <w:rPr>
           <w:lang w:val="en-IN"/>
         </w:rPr>
-        <w:t>The controlled collection will use public-domain or open-access records from The Metropolitan Museum of Art, the Art Institute of Chicago and the Rijksmuseum. Source records will preserve institution, object identifier, source URL, image URL, access date, rights category and the rights statement supplied by the institution. These fields record provenance and stated reuse conditions; they are not a blanket legal conclusion about every downstream use. WikiArt and ArtBench will not be used as image sources. ArtBench may remain in related work as an example of artwork benchmarking (Liao et al., 2022).</w:t>
+        <w:t>The controlled collection will use public-domain or open-access records from multiple museum and cultural-heritage collections. The largest source groups are the Cleveland Museum of Art, The Metropolitan Museum of Art, Statens Museum for Kunst, the National Gallery of Art, the Art Institute of Chicago and the Rijksmuseum, with smaller contributions from other institutions and documented open-access records. Source records will preserve institution, object identifier, source URL, image URL, access date, rights category and the rights statement supplied by the institution. These fields record provenance and stated reuse conditions; they are not a blanket legal conclusion about every downstream use. WikiArt and ArtBench will not be used as image sources. ArtBench may remain in related work as an example of artwork benchmarking (Liao et al., 2022).</w:t>
       </w:r>
     </w:p>
     <w:p>
@@ -743,6 +743,7 @@
             </w:pPr>
             <w:r>
               <w:rPr>
+                <w:rFonts w:ascii="Arial" w:hAnsi="Arial" w:eastAsia="Arial" w:cs="Arial"/>
                 <w:b/>
                 <w:sz w:val="18"/>
               </w:rPr>
@@ -769,6 +770,7 @@
             </w:pPr>
             <w:r>
               <w:rPr>
+                <w:rFonts w:ascii="Arial" w:hAnsi="Arial" w:eastAsia="Arial" w:cs="Arial"/>
                 <w:b/>
                 <w:sz w:val="18"/>
               </w:rPr>
@@ -800,6 +802,7 @@
             </w:pPr>
             <w:r>
               <w:rPr>
+                <w:rFonts w:ascii="Arial" w:hAnsi="Arial" w:eastAsia="Arial" w:cs="Arial"/>
                 <w:sz w:val="18"/>
               </w:rPr>
               <w:t>Clean images</w:t>
@@ -827,6 +830,7 @@
             </w:pPr>
             <w:r>
               <w:rPr>
+                <w:rFonts w:ascii="Arial" w:hAnsi="Arial" w:eastAsia="Arial" w:cs="Arial"/>
                 <w:sz w:val="18"/>
                 <w:lang w:val="en-IN"/>
               </w:rPr>
@@ -858,6 +862,7 @@
             </w:pPr>
             <w:r>
               <w:rPr>
+                <w:rFonts w:ascii="Arial" w:hAnsi="Arial" w:eastAsia="Arial" w:cs="Arial"/>
                 <w:sz w:val="18"/>
               </w:rPr>
               <w:t>Metadata</w:t>
@@ -885,6 +890,7 @@
             </w:pPr>
             <w:r>
               <w:rPr>
+                <w:rFonts w:ascii="Arial" w:hAnsi="Arial" w:eastAsia="Arial" w:cs="Arial"/>
                 <w:sz w:val="18"/>
                 <w:lang w:val="en-IN"/>
               </w:rPr>
@@ -916,6 +922,7 @@
             </w:pPr>
             <w:r>
               <w:rPr>
+                <w:rFonts w:ascii="Arial" w:hAnsi="Arial" w:eastAsia="Arial" w:cs="Arial"/>
                 <w:sz w:val="18"/>
               </w:rPr>
               <w:t>Masks and degradation definitions</w:t>
@@ -943,6 +950,7 @@
             </w:pPr>
             <w:r>
               <w:rPr>
+                <w:rFonts w:ascii="Arial" w:hAnsi="Arial" w:eastAsia="Arial" w:cs="Arial"/>
                 <w:sz w:val="18"/>
                 <w:lang w:val="en-IN"/>
               </w:rPr>
@@ -974,6 +982,7 @@
             </w:pPr>
             <w:r>
               <w:rPr>
+                <w:rFonts w:ascii="Arial" w:hAnsi="Arial" w:eastAsia="Arial" w:cs="Arial"/>
                 <w:sz w:val="18"/>
               </w:rPr>
               <w:t>Damaged images</w:t>
@@ -1001,6 +1010,7 @@
             </w:pPr>
             <w:r>
               <w:rPr>
+                <w:rFonts w:ascii="Arial" w:hAnsi="Arial" w:eastAsia="Arial" w:cs="Arial"/>
                 <w:sz w:val="18"/>
                 <w:lang w:val="en-IN"/>
               </w:rPr>
@@ -1032,6 +1042,7 @@
             </w:pPr>
             <w:r>
               <w:rPr>
+                <w:rFonts w:ascii="Arial" w:hAnsi="Arial" w:eastAsia="Arial" w:cs="Arial"/>
                 <w:sz w:val="18"/>
               </w:rPr>
               <w:t>Restoration candidates</w:t>
@@ -1059,6 +1070,7 @@
             </w:pPr>
             <w:r>
               <w:rPr>
+                <w:rFonts w:ascii="Arial" w:hAnsi="Arial" w:eastAsia="Arial" w:cs="Arial"/>
                 <w:sz w:val="18"/>
                 <w:lang w:val="en-IN"/>
               </w:rPr>
@@ -1090,6 +1102,7 @@
             </w:pPr>
             <w:r>
               <w:rPr>
+                <w:rFonts w:ascii="Arial" w:hAnsi="Arial" w:eastAsia="Arial" w:cs="Arial"/>
                 <w:sz w:val="18"/>
               </w:rPr>
               <w:t>Metric tables and maps</w:t>
@@ -1117,6 +1130,7 @@
             </w:pPr>
             <w:r>
               <w:rPr>
+                <w:rFonts w:ascii="Arial" w:hAnsi="Arial" w:eastAsia="Arial" w:cs="Arial"/>
                 <w:sz w:val="18"/>
                 <w:lang w:val="en-IN"/>
               </w:rPr>
@@ -1148,6 +1162,7 @@
             </w:pPr>
             <w:r>
               <w:rPr>
+                <w:rFonts w:ascii="Arial" w:hAnsi="Arial" w:eastAsia="Arial" w:cs="Arial"/>
                 <w:sz w:val="18"/>
               </w:rPr>
               <w:t>Manifests and validation records</w:t>
@@ -1175,6 +1190,7 @@
             </w:pPr>
             <w:r>
               <w:rPr>
+                <w:rFonts w:ascii="Arial" w:hAnsi="Arial" w:eastAsia="Arial" w:cs="Arial"/>
                 <w:sz w:val="18"/>
                 <w:lang w:val="en-IN"/>
               </w:rPr>
@@ -1340,6 +1356,7 @@
             </w:pPr>
             <w:r>
               <w:rPr>
+                <w:rFonts w:ascii="Arial" w:hAnsi="Arial" w:eastAsia="Arial" w:cs="Arial"/>
                 <w:b/>
                 <w:sz w:val="19"/>
               </w:rPr>
@@ -1365,6 +1382,7 @@
             </w:pPr>
             <w:r>
               <w:rPr>
+                <w:rFonts w:ascii="Arial" w:hAnsi="Arial" w:eastAsia="Arial" w:cs="Arial"/>
                 <w:b/>
                 <w:sz w:val="19"/>
               </w:rPr>
@@ -1396,6 +1414,7 @@
             </w:pPr>
             <w:r>
               <w:rPr>
+                <w:rFonts w:ascii="Arial" w:hAnsi="Arial" w:eastAsia="Arial" w:cs="Arial"/>
                 <w:sz w:val="19"/>
               </w:rPr>
               <w:t>Canonical damage</w:t>
@@ -1423,6 +1442,7 @@
             </w:pPr>
             <w:r>
               <w:rPr>
+                <w:rFonts w:ascii="Arial" w:hAnsi="Arial" w:eastAsia="Arial" w:cs="Arial"/>
                 <w:sz w:val="19"/>
                 <w:lang w:val="en-IN"/>
               </w:rPr>
@@ -1454,6 +1474,7 @@
             </w:pPr>
             <w:r>
               <w:rPr>
+                <w:rFonts w:ascii="Arial" w:hAnsi="Arial" w:eastAsia="Arial" w:cs="Arial"/>
                 <w:sz w:val="19"/>
               </w:rPr>
               <w:t>Damage-size sensitivity</w:t>
@@ -1481,6 +1502,7 @@
             </w:pPr>
             <w:r>
               <w:rPr>
+                <w:rFonts w:ascii="Arial" w:hAnsi="Arial" w:eastAsia="Arial" w:cs="Arial"/>
                 <w:sz w:val="19"/>
                 <w:lang w:val="en-IN"/>
               </w:rPr>
@@ -1512,6 +1534,7 @@
             </w:pPr>
             <w:r>
               <w:rPr>
+                <w:rFonts w:ascii="Arial" w:hAnsi="Arial" w:eastAsia="Arial" w:cs="Arial"/>
                 <w:sz w:val="19"/>
               </w:rPr>
               <w:t>Mask robustness</w:t>
@@ -1539,6 +1562,7 @@
             </w:pPr>
             <w:r>
               <w:rPr>
+                <w:rFonts w:ascii="Arial" w:hAnsi="Arial" w:eastAsia="Arial" w:cs="Arial"/>
                 <w:sz w:val="19"/>
                 <w:lang w:val="en-IN"/>
               </w:rPr>
@@ -1570,6 +1594,7 @@
             </w:pPr>
             <w:r>
               <w:rPr>
+                <w:rFonts w:ascii="Arial" w:hAnsi="Arial" w:eastAsia="Arial" w:cs="Arial"/>
                 <w:sz w:val="19"/>
               </w:rPr>
               <w:t>Procedural synthetic degradation</w:t>
@@ -1597,6 +1622,7 @@
             </w:pPr>
             <w:r>
               <w:rPr>
+                <w:rFonts w:ascii="Arial" w:hAnsi="Arial" w:eastAsia="Arial" w:cs="Arial"/>
                 <w:sz w:val="19"/>
                 <w:lang w:val="en-IN"/>
               </w:rPr>
@@ -1661,7 +1687,7 @@
         <w:rPr>
           <w:lang w:val="en-IN"/>
         </w:rPr>
-        <w:t>The study asks how complementary computational evidence can support transparent inspection of AI-assisted painting restoration. Cross-artwork comparisons will use five broad visual categories. These categories are not treated as validated art-historical styles, and focused small-subset experiments will not estimate independent category effects.</w:t>
+        <w:t>The study asks how complementary computational evidence can support transparent inspection of AI-assisted painting restoration. Cross-artwork comparisons will examine consistency across the evaluated paintings and controlled damage conditions. The five broad visual categories will remain descriptive subgroup information rather than independently validated art-historical styles, and focused small-subset experiments will not estimate category effects.</w:t>
       </w:r>
     </w:p>
     <w:p>
@@ -1687,7 +1713,7 @@
         <w:rPr>
           <w:lang w:val="en-IN"/>
         </w:rPr>
-        <w:t>How can a multi-metric evaluation framework be designed to assess AI-generated painting restorations beyond traditional image similarity metrics?</w:t>
+        <w:t>What additional evidence does a region-aware, multi-metric evaluation framework provide beyond traditional image-similarity metrics when evaluating AI-assisted painting restoration?</w:t>
       </w:r>
     </w:p>
     <w:p>
@@ -1705,7 +1731,7 @@
         <w:rPr>
           <w:lang w:val="en-IN"/>
         </w:rPr>
-        <w:t>How do selected inpainting methods differ in restoration quality across broad visual categories and controlled artificial damage conditions?</w:t>
+        <w:t>How do selected inpainting methods differ in restoration quality across controlled artificial damage conditions, and how consistent are these differences across the evaluated paintings?</w:t>
       </w:r>
     </w:p>
     <w:p>
@@ -1723,7 +1749,7 @@
         <w:rPr>
           <w:lang w:val="en-IN"/>
         </w:rPr>
-        <w:t>To what extent can uncertainty estimation from multiple restoration candidates identify speculative or unreliable restored regions?</w:t>
+        <w:t>How can repeated-candidate disagreement be used to characterize the stability of stochastic painting restorations, and how does it relate to other restoration-quality diagnostics?</w:t>
       </w:r>
     </w:p>
     <w:p>
@@ -1781,7 +1807,7 @@
         <w:rPr>
           <w:lang w:val="en-IN"/>
         </w:rPr>
-        <w:t>Restoration quality will differ across methods, broad visual categories and controlled damage conditions. Damage geometry, size and available surrounding context will influence which method performs better.</w:t>
+        <w:t>Restoration quality will differ across methods and controlled damage conditions. The direction and size of those differences may vary with the evaluated painting, damage geometry, damage size and surrounding context.</w:t>
       </w:r>
     </w:p>
     <w:p>
@@ -1799,7 +1825,7 @@
         <w:rPr>
           <w:lang w:val="en-IN"/>
         </w:rPr>
-        <w:t>Regions with higher repeated-candidate variation will more often coincide with weaker restoration evidence and will therefore deserve closer inspection. Variation will be interpreted as a diagnostic signal, not as a calibrated probability of error.</w:t>
+        <w:t>Repeated-candidate disagreement will reveal spatial and case-level differences in the stability of stochastic restorations and may coincide with weaker restoration-quality diagnostics. It will be interpreted as complementary evidence for inspection, not as correctness, a reliability label, or calibrated confidence.</w:t>
       </w:r>
     </w:p>
     <w:p>
@@ -1880,7 +1906,7 @@
         </w:rPr>
       </w:pPr>
       <w:r>
-        <w:t>The planned full method comparison will include OpenCV Telea as a classical deterministic baseline, LaMa as a pretrained deterministic Fourier-convolution baseline, HINT as a deterministic mask-aware transformer baseline, and Stable Diffusion 1.5 Inpainting as a stochastic, prompt-conditioned baseline (Telea, 2004; Suvorov et al., 2022; Chen et al., 2024; Rombach et al., 2022). HINT adds a second learned deterministic architecture with mask-aware encoding and multi-scale, long-range context modelling, rather than duplicating the role of LaMa or diffusion. SDXL Inpainting will be evaluated separately in a bounded feasibility branch and will not be presented as a full benchmark (Podell et al., 2024). A further heritage-specific method may be considered only if suitable code, weights, licensing and compute are available.</w:t>
+        <w:t>The planned full method comparison will include OpenCV Telea as a classical deterministic baseline, LaMa as a pretrained deterministic Fourier-convolution baseline, HINT as a deterministic mask-aware transformer baseline, and Stable Diffusion 1.5 Inpainting as a stochastic, prompt-conditioned baseline (Telea, 2004; Suvorov et al., 2022; Chen et al., 2024; Rombach et al., 2022). HINT adds a second learned deterministic architecture with mask-aware encoding and multi-scale, long-range context modelling, rather than duplicating the role of LaMa or diffusion. SDXL Inpainting will be evaluated separately in a bounded feasibility branch and will not be presented as a full benchmark (Podell et al., 2024).</w:t>
       </w:r>
     </w:p>
     <w:p>
@@ -1900,7 +1926,7 @@
         </w:rPr>
       </w:pPr>
       <w:r>
-        <w:t>Stable Diffusion uncertainty groups will hold the case, prompt arm and generation configuration fixed while varying the four approved seeds: 2026, 2027, 2028 and 2029. The analysis will cover canonical prompt conditions and a focused damage-size experiment, using several complete repeated-candidate groups rather than treating each candidate as independent. Pixel-space variability, pairwise perceptual and feature differences, numeric maps and visual overlays will describe empirical disagreement (Hüllermeier and Waegeman, 2021; Cohen et al., 2024). Telea, LaMa and HINT are deterministic and will be assessed through robustness or sensitivity rather than repeated-seed uncertainty. The bounded SDXL branch will remain outside that analysis unless comparable repeated outputs are generated.</w:t>
+        <w:t>Stable Diffusion repeated-candidate groups will hold the case, prompt arm and generation configuration fixed while varying the four approved seeds: 2026, 2027, 2028 and 2029. The analysis will cover canonical prompt conditions and a focused damage-size experiment, using several complete groups rather than treating each candidate as independent. Pixel-space variability, pairwise perceptual and feature differences, numeric maps and visual overlays will characterize empirical disagreement and stochastic stability (Hüllermeier and Waegeman, 2021; Cohen et al., 2024). Telea, LaMa and HINT are deterministic and will be assessed through robustness or sensitivity rather than repeated-seed uncertainty. The bounded SDXL branch will remain outside that analysis unless comparable repeated outputs are generated.</w:t>
       </w:r>
     </w:p>
     <w:p>
@@ -1922,7 +1948,7 @@
         <w:rPr>
           <w:lang w:val="en-IN"/>
         </w:rPr>
-        <w:t>The thin-scratch prompt analysis will compare generic and damage-aware prompts across the controlled 50-painting collection and the approved seeds for each prompt arm. Additional damage-size candidates will support group-level variability. Unless the complete reference-quality suite is computed for those additional candidates, their uncertainty evidence will remain separate from individual full-quality claims.</w:t>
+        <w:t>The thin-scratch prompt analysis will compare generic and damage-aware prompts for eligible thin-scratch cases across the controlled 300-painting collection and the approved seeds for each prompt arm. Additional damage-size candidates will support group-level variability. Unless the complete reference-quality suite is computed for those additional candidates, their repeated-candidate evidence will remain separate from individual full-quality claims.</w:t>
       </w:r>
     </w:p>
     <w:p>
@@ -2142,7 +2168,7 @@
         </w:rPr>
       </w:pPr>
       <w:r>
-        <w:t>A controlled comparison of Telea, LaMa, HINT and Stable Diffusion, with a separate bounded SDXL analysis, across broad visual categories and artificial damage conditions.</w:t>
+        <w:t>A controlled comparison of Telea, LaMa, HINT and Stable Diffusion across artificial damage conditions, with painting-level paired analysis, an assessment of consistency across evaluated paintings, and a separate bounded SDXL analysis.</w:t>
       </w:r>
     </w:p>
     <w:p>
@@ -2179,7 +2205,7 @@
         <w:rPr>
           <w:lang w:val="en-IN"/>
         </w:rPr>
-        <w:t>Repeated-seed variability tables and maps, together with an assessment of how useful that disagreement is for prioritizing inspection.</w:t>
+        <w:t>Repeated-candidate disagreement tables and maps, together with an assessment of stochastic stability and its relationship to other restoration-quality diagnostics.</w:t>
       </w:r>
     </w:p>
     <w:p>
@@ -2307,6 +2333,7 @@
             </w:pPr>
             <w:r>
               <w:rPr>
+                <w:rFonts w:ascii="Arial" w:hAnsi="Arial" w:eastAsia="Arial" w:cs="Arial"/>
                 <w:b/>
                 <w:sz w:val="17"/>
               </w:rPr>
@@ -2332,6 +2359,7 @@
             </w:pPr>
             <w:r>
               <w:rPr>
+                <w:rFonts w:ascii="Arial" w:hAnsi="Arial" w:eastAsia="Arial" w:cs="Arial"/>
                 <w:b/>
                 <w:sz w:val="17"/>
               </w:rPr>
@@ -2357,6 +2385,7 @@
             </w:pPr>
             <w:r>
               <w:rPr>
+                <w:rFonts w:ascii="Arial" w:hAnsi="Arial" w:eastAsia="Arial" w:cs="Arial"/>
                 <w:b/>
                 <w:sz w:val="17"/>
               </w:rPr>
@@ -2392,10 +2421,11 @@
             </w:pPr>
             <w:r>
               <w:rPr>
+                <w:rFonts w:ascii="Arial" w:hAnsi="Arial" w:eastAsia="Arial" w:cs="Arial"/>
                 <w:sz w:val="17"/>
                 <w:lang w:val="en-IN"/>
               </w:rPr>
-              <w:t>RQ1: How can a multi-metric evaluation framework assess AI-generated painting restorations beyond traditional image similarity metrics?</w:t>
+              <w:t>RQ1: What additional evidence does a region-aware, multi-metric evaluation framework provide beyond traditional image-similarity metrics when evaluating AI-assisted painting restoration?</w:t>
             </w:r>
           </w:p>
         </w:tc>
@@ -2420,6 +2450,7 @@
             </w:pPr>
             <w:r>
               <w:rPr>
+                <w:rFonts w:ascii="Arial" w:hAnsi="Arial" w:eastAsia="Arial" w:cs="Arial"/>
                 <w:sz w:val="17"/>
                 <w:lang w:val="en-IN"/>
               </w:rPr>
@@ -2448,10 +2479,11 @@
             </w:pPr>
             <w:r>
               <w:rPr>
+                <w:rFonts w:ascii="Arial" w:hAnsi="Arial" w:eastAsia="Arial" w:cs="Arial"/>
                 <w:sz w:val="17"/>
                 <w:lang w:val="en-IN"/>
               </w:rPr>
-              <w:t>A transparent framework that preserves metric disagreement instead of hiding it in one score.</w:t>
+              <w:t>A transparent framework that shows what region-aware, complementary evidence adds and preserves metric disagreement instead of hiding it in one score.</w:t>
             </w:r>
           </w:p>
         </w:tc>
@@ -2483,10 +2515,11 @@
             </w:pPr>
             <w:r>
               <w:rPr>
+                <w:rFonts w:ascii="Arial" w:hAnsi="Arial" w:eastAsia="Arial" w:cs="Arial"/>
                 <w:sz w:val="17"/>
                 <w:lang w:val="en-IN"/>
               </w:rPr>
-              <w:t>RQ2: How do selected inpainting methods differ across broad visual categories and controlled artificial damage conditions?</w:t>
+              <w:t>RQ2: How do selected inpainting methods differ in restoration quality across controlled artificial damage conditions, and how consistent are these differences across the evaluated paintings?</w:t>
             </w:r>
           </w:p>
         </w:tc>
@@ -2510,6 +2543,10 @@
               </w:rPr>
             </w:pPr>
             <w:r>
+              <w:rPr>
+                <w:rFonts w:ascii="Arial" w:hAnsi="Arial" w:eastAsia="Arial" w:cs="Arial"/>
+                <w:sz w:val="17"/>
+              </w:rPr>
               <w:t>Paired comparison of Telea, LaMa, HINT and Stable Diffusion; bounded SDXL feasibility; grouped analysis across eligible cases.</w:t>
             </w:r>
           </w:p>
@@ -2534,7 +2571,11 @@
               </w:rPr>
             </w:pPr>
             <w:r>
-              <w:t>Four-method comparisons with effect sizes, intervals and explicit scope boundaries.</w:t>
+              <w:rPr>
+                <w:rFonts w:ascii="Arial" w:hAnsi="Arial" w:eastAsia="Arial" w:cs="Arial"/>
+                <w:sz w:val="17"/>
+              </w:rPr>
+              <w:t>Four-method comparisons with painting-level effect sizes, intervals, consistency evidence and explicit scope boundaries.</w:t>
             </w:r>
           </w:p>
         </w:tc>
@@ -2566,10 +2607,11 @@
             </w:pPr>
             <w:r>
               <w:rPr>
+                <w:rFonts w:ascii="Arial" w:hAnsi="Arial" w:eastAsia="Arial" w:cs="Arial"/>
                 <w:sz w:val="17"/>
                 <w:lang w:val="en-IN"/>
               </w:rPr>
-              <w:t>RQ3: To what extent can uncertainty estimation from multiple candidates identify speculative or unreliable restored regions?</w:t>
+              <w:t>RQ3: How can repeated-candidate disagreement be used to characterize the stability of stochastic painting restorations, and how does it relate to other restoration-quality diagnostics?</w:t>
             </w:r>
           </w:p>
         </w:tc>
@@ -2594,6 +2636,7 @@
             </w:pPr>
             <w:r>
               <w:rPr>
+                <w:rFonts w:ascii="Arial" w:hAnsi="Arial" w:eastAsia="Arial" w:cs="Arial"/>
                 <w:sz w:val="17"/>
                 <w:lang w:val="en-IN"/>
               </w:rPr>
@@ -2622,10 +2665,11 @@
             </w:pPr>
             <w:r>
               <w:rPr>
+                <w:rFonts w:ascii="Arial" w:hAnsi="Arial" w:eastAsia="Arial" w:cs="Arial"/>
                 <w:sz w:val="17"/>
                 <w:lang w:val="en-IN"/>
               </w:rPr>
-              <w:t>Evidence on where repeated outputs disagree and whether those areas warrant closer inspection.</w:t>
+              <w:t>Evidence about stochastic stability, where repeated outputs disagree, and how that disagreement relates to other restoration-quality diagnostics.</w:t>
             </w:r>
           </w:p>
         </w:tc>
@@ -2654,6 +2698,7 @@
             </w:pPr>
             <w:r>
               <w:rPr>
+                <w:rFonts w:ascii="Arial" w:hAnsi="Arial" w:eastAsia="Arial" w:cs="Arial"/>
                 <w:sz w:val="17"/>
               </w:rPr>
               <w:t>Practical deliverable</w:t>
@@ -2681,6 +2726,7 @@
             </w:pPr>
             <w:r>
               <w:rPr>
+                <w:rFonts w:ascii="Arial" w:hAnsi="Arial" w:eastAsia="Arial" w:cs="Arial"/>
                 <w:sz w:val="17"/>
                 <w:lang w:val="en-IN"/>
               </w:rPr>
@@ -2709,6 +2755,7 @@
             </w:pPr>
             <w:r>
               <w:rPr>
+                <w:rFonts w:ascii="Arial" w:hAnsi="Arial" w:eastAsia="Arial" w:cs="Arial"/>
                 <w:sz w:val="17"/>
                 <w:lang w:val="en-IN"/>
               </w:rPr>
@@ -2878,7 +2925,7 @@
             </w:pPr>
             <w:r>
               <w:rPr>
-                <w:rFonts w:cs="Arial"/>
+                <w:rFonts w:cs="Arial" w:ascii="Arial" w:hAnsi="Arial" w:eastAsia="Arial"/>
                 <w:b/>
                 <w:color w:val="000000"/>
                 <w:sz w:val="17"/>
@@ -2911,7 +2958,7 @@
             </w:pPr>
             <w:r>
               <w:rPr>
-                <w:rFonts w:cs="Arial"/>
+                <w:rFonts w:cs="Arial" w:ascii="Arial" w:hAnsi="Arial" w:eastAsia="Arial"/>
                 <w:b/>
                 <w:color w:val="000000"/>
                 <w:sz w:val="17"/>
@@ -2945,7 +2992,7 @@
             </w:pPr>
             <w:r>
               <w:rPr>
-                <w:rFonts w:cs="Arial"/>
+                <w:rFonts w:cs="Arial" w:ascii="Arial" w:hAnsi="Arial" w:eastAsia="Arial"/>
                 <w:b/>
                 <w:color w:val="000000"/>
                 <w:sz w:val="17"/>
@@ -2979,7 +3026,7 @@
             </w:pPr>
             <w:r>
               <w:rPr>
-                <w:rFonts w:cs="Arial"/>
+                <w:rFonts w:cs="Arial" w:ascii="Arial" w:hAnsi="Arial" w:eastAsia="Arial"/>
                 <w:b/>
                 <w:color w:val="000000"/>
                 <w:sz w:val="17"/>
@@ -3013,7 +3060,7 @@
             </w:pPr>
             <w:r>
               <w:rPr>
-                <w:rFonts w:cs="Arial"/>
+                <w:rFonts w:cs="Arial" w:ascii="Arial" w:hAnsi="Arial" w:eastAsia="Arial"/>
                 <w:b/>
                 <w:color w:val="000000"/>
                 <w:sz w:val="17"/>
@@ -3053,7 +3100,7 @@
             </w:pPr>
             <w:r>
               <w:rPr>
-                <w:rFonts w:cs="Arial"/>
+                <w:rFonts w:cs="Arial" w:ascii="Arial" w:hAnsi="Arial" w:eastAsia="Arial"/>
                 <w:sz w:val="17"/>
                 <w:lang w:val="en-US"/>
               </w:rPr>
@@ -3083,7 +3130,7 @@
             </w:pPr>
             <w:r>
               <w:rPr>
-                <w:rFonts w:cs="Arial"/>
+                <w:rFonts w:cs="Arial" w:ascii="Arial" w:hAnsi="Arial" w:eastAsia="Arial"/>
                 <w:sz w:val="17"/>
                 <w:lang w:val="en-US"/>
               </w:rPr>
@@ -3114,7 +3161,7 @@
             </w:pPr>
             <w:r>
               <w:rPr>
-                <w:rFonts w:cs="Arial"/>
+                <w:rFonts w:cs="Arial" w:ascii="Arial" w:hAnsi="Arial" w:eastAsia="Arial"/>
                 <w:sz w:val="17"/>
                 <w:lang w:val="en-US"/>
               </w:rPr>
@@ -3122,7 +3169,7 @@
             </w:r>
             <w:r>
               <w:rPr>
-                <w:rFonts w:cs="Arial"/>
+                <w:rFonts w:cs="Arial" w:ascii="Arial" w:hAnsi="Arial" w:eastAsia="Arial"/>
                 <w:sz w:val="17"/>
                 <w:lang w:val="en-US"/>
               </w:rPr>
@@ -3206,7 +3253,7 @@
             </w:pPr>
             <w:r>
               <w:rPr>
-                <w:rFonts w:cs="Arial"/>
+                <w:rFonts w:cs="Arial" w:ascii="Arial" w:hAnsi="Arial" w:eastAsia="Arial"/>
                 <w:sz w:val="17"/>
                 <w:lang w:val="en-US"/>
               </w:rPr>
@@ -3236,7 +3283,7 @@
             </w:pPr>
             <w:r>
               <w:rPr>
-                <w:rFonts w:cs="Arial"/>
+                <w:rFonts w:cs="Arial" w:ascii="Arial" w:hAnsi="Arial" w:eastAsia="Arial"/>
                 <w:sz w:val="17"/>
                 <w:lang w:val="en-US"/>
               </w:rPr>
@@ -3267,7 +3314,7 @@
             </w:pPr>
             <w:r>
               <w:rPr>
-                <w:rFonts w:cs="Arial"/>
+                <w:rFonts w:cs="Arial" w:ascii="Arial" w:hAnsi="Arial" w:eastAsia="Arial"/>
                 <w:sz w:val="17"/>
                 <w:lang w:val="en-US"/>
               </w:rPr>
@@ -3351,7 +3398,7 @@
             </w:pPr>
             <w:r>
               <w:rPr>
-                <w:rFonts w:cs="Arial"/>
+                <w:rFonts w:cs="Arial" w:ascii="Arial" w:hAnsi="Arial" w:eastAsia="Arial"/>
                 <w:sz w:val="17"/>
                 <w:lang w:val="en-US"/>
               </w:rPr>
@@ -3381,7 +3428,7 @@
             </w:pPr>
             <w:r>
               <w:rPr>
-                <w:rFonts w:cs="Arial"/>
+                <w:rFonts w:cs="Arial" w:ascii="Arial" w:hAnsi="Arial" w:eastAsia="Arial"/>
                 <w:sz w:val="17"/>
                 <w:lang w:val="en-IN"/>
               </w:rPr>
@@ -3412,7 +3459,7 @@
             </w:pPr>
             <w:r>
               <w:rPr>
-                <w:rFonts w:cs="Arial"/>
+                <w:rFonts w:cs="Arial" w:ascii="Arial" w:hAnsi="Arial" w:eastAsia="Arial"/>
                 <w:sz w:val="17"/>
                 <w:lang w:val="en-US"/>
               </w:rPr>
@@ -3496,7 +3543,7 @@
             </w:pPr>
             <w:r>
               <w:rPr>
-                <w:rFonts w:cs="Arial"/>
+                <w:rFonts w:cs="Arial" w:ascii="Arial" w:hAnsi="Arial" w:eastAsia="Arial"/>
                 <w:sz w:val="17"/>
                 <w:lang w:val="en-US"/>
               </w:rPr>
@@ -3526,7 +3573,7 @@
             </w:pPr>
             <w:r>
               <w:rPr>
-                <w:rFonts w:cs="Arial"/>
+                <w:rFonts w:cs="Arial" w:ascii="Arial" w:hAnsi="Arial" w:eastAsia="Arial"/>
                 <w:sz w:val="17"/>
                 <w:lang w:val="en-IN"/>
               </w:rPr>
@@ -3557,7 +3604,7 @@
             </w:pPr>
             <w:r>
               <w:rPr>
-                <w:rFonts w:cs="Arial"/>
+                <w:rFonts w:cs="Arial" w:ascii="Arial" w:hAnsi="Arial" w:eastAsia="Arial"/>
                 <w:sz w:val="17"/>
                 <w:lang w:val="en-US"/>
               </w:rPr>
@@ -3641,7 +3688,7 @@
             </w:pPr>
             <w:r>
               <w:rPr>
-                <w:rFonts w:cs="Arial"/>
+                <w:rFonts w:cs="Arial" w:ascii="Arial" w:hAnsi="Arial" w:eastAsia="Arial"/>
                 <w:sz w:val="17"/>
                 <w:lang w:val="en-US"/>
               </w:rPr>
@@ -3671,7 +3718,7 @@
             </w:pPr>
             <w:r>
               <w:rPr>
-                <w:rFonts w:cs="Arial"/>
+                <w:rFonts w:cs="Arial" w:ascii="Arial" w:hAnsi="Arial" w:eastAsia="Arial"/>
                 <w:sz w:val="17"/>
                 <w:lang w:val="en-IN"/>
               </w:rPr>
@@ -3702,7 +3749,7 @@
             </w:pPr>
             <w:r>
               <w:rPr>
-                <w:rFonts w:cs="Arial"/>
+                <w:rFonts w:cs="Arial" w:ascii="Arial" w:hAnsi="Arial" w:eastAsia="Arial"/>
                 <w:sz w:val="17"/>
                 <w:lang w:val="en-US"/>
               </w:rPr>
@@ -3786,7 +3833,7 @@
             </w:pPr>
             <w:r>
               <w:rPr>
-                <w:rFonts w:cs="Arial"/>
+                <w:rFonts w:cs="Arial" w:ascii="Arial" w:hAnsi="Arial" w:eastAsia="Arial"/>
                 <w:sz w:val="17"/>
                 <w:lang w:val="en-US"/>
               </w:rPr>
@@ -3816,7 +3863,7 @@
             </w:pPr>
             <w:r>
               <w:rPr>
-                <w:rFonts w:cs="Arial"/>
+                <w:rFonts w:cs="Arial" w:ascii="Arial" w:hAnsi="Arial" w:eastAsia="Arial"/>
                 <w:sz w:val="17"/>
                 <w:lang w:val="en-IN"/>
               </w:rPr>
@@ -3847,7 +3894,7 @@
             </w:pPr>
             <w:r>
               <w:rPr>
-                <w:rFonts w:cs="Arial"/>
+                <w:rFonts w:cs="Arial" w:ascii="Arial" w:hAnsi="Arial" w:eastAsia="Arial"/>
                 <w:sz w:val="17"/>
                 <w:lang w:val="en-US"/>
               </w:rPr>
@@ -3931,7 +3978,7 @@
             </w:pPr>
             <w:r>
               <w:rPr>
-                <w:rFonts w:cs="Arial"/>
+                <w:rFonts w:cs="Arial" w:ascii="Arial" w:hAnsi="Arial" w:eastAsia="Arial"/>
                 <w:sz w:val="17"/>
                 <w:lang w:val="en-US"/>
               </w:rPr>
@@ -3961,7 +4008,7 @@
             </w:pPr>
             <w:r>
               <w:rPr>
-                <w:rFonts w:cs="Arial"/>
+                <w:rFonts w:cs="Arial" w:ascii="Arial" w:hAnsi="Arial" w:eastAsia="Arial"/>
                 <w:sz w:val="17"/>
                 <w:lang w:val="en-IN"/>
               </w:rPr>
@@ -3992,7 +4039,7 @@
             </w:pPr>
             <w:r>
               <w:rPr>
-                <w:rFonts w:cs="Arial"/>
+                <w:rFonts w:cs="Arial" w:ascii="Arial" w:hAnsi="Arial" w:eastAsia="Arial"/>
                 <w:sz w:val="17"/>
                 <w:lang w:val="en-US"/>
               </w:rPr>
@@ -4076,7 +4123,7 @@
             </w:pPr>
             <w:r>
               <w:rPr>
-                <w:rFonts w:cs="Arial"/>
+                <w:rFonts w:cs="Arial" w:ascii="Arial" w:hAnsi="Arial" w:eastAsia="Arial"/>
                 <w:sz w:val="17"/>
                 <w:lang w:val="en-US"/>
               </w:rPr>
@@ -4106,7 +4153,7 @@
             </w:pPr>
             <w:r>
               <w:rPr>
-                <w:rFonts w:cs="Arial"/>
+                <w:rFonts w:cs="Arial" w:ascii="Arial" w:hAnsi="Arial" w:eastAsia="Arial"/>
                 <w:sz w:val="17"/>
                 <w:lang w:val="en-IN"/>
               </w:rPr>
@@ -4137,7 +4184,7 @@
             </w:pPr>
             <w:r>
               <w:rPr>
-                <w:rFonts w:cs="Arial"/>
+                <w:rFonts w:cs="Arial" w:ascii="Arial" w:hAnsi="Arial" w:eastAsia="Arial"/>
                 <w:sz w:val="17"/>
                 <w:lang w:val="en-US"/>
               </w:rPr>
@@ -4221,7 +4268,7 @@
             </w:pPr>
             <w:r>
               <w:rPr>
-                <w:rFonts w:cs="Arial"/>
+                <w:rFonts w:cs="Arial" w:ascii="Arial" w:hAnsi="Arial" w:eastAsia="Arial"/>
                 <w:sz w:val="17"/>
                 <w:lang w:val="en-US"/>
               </w:rPr>
@@ -4251,7 +4298,7 @@
             </w:pPr>
             <w:r>
               <w:rPr>
-                <w:rFonts w:cs="Arial"/>
+                <w:rFonts w:cs="Arial" w:ascii="Arial" w:hAnsi="Arial" w:eastAsia="Arial"/>
                 <w:sz w:val="17"/>
               </w:rPr>
               <w:t xml:space="preserve">Main </w:t>
@@ -4259,7 +4306,7 @@
             <w:proofErr w:type="spellStart"/>
             <w:r>
               <w:rPr>
-                <w:rFonts w:cs="Arial"/>
+                <w:rFonts w:cs="Arial" w:ascii="Arial" w:hAnsi="Arial" w:eastAsia="Arial"/>
                 <w:sz w:val="17"/>
               </w:rPr>
               <w:t>restoration</w:t>
@@ -4267,7 +4314,7 @@
             <w:proofErr w:type="spellEnd"/>
             <w:r>
               <w:rPr>
-                <w:rFonts w:cs="Arial"/>
+                <w:rFonts w:cs="Arial" w:ascii="Arial" w:hAnsi="Arial" w:eastAsia="Arial"/>
                 <w:sz w:val="17"/>
               </w:rPr>
               <w:t xml:space="preserve"> </w:t>
@@ -4275,7 +4322,7 @@
             <w:proofErr w:type="spellStart"/>
             <w:r>
               <w:rPr>
-                <w:rFonts w:cs="Arial"/>
+                <w:rFonts w:cs="Arial" w:ascii="Arial" w:hAnsi="Arial" w:eastAsia="Arial"/>
                 <w:sz w:val="17"/>
               </w:rPr>
               <w:t>experiments</w:t>
@@ -4283,7 +4330,7 @@
             <w:proofErr w:type="spellEnd"/>
             <w:r>
               <w:rPr>
-                <w:rFonts w:cs="Arial"/>
+                <w:rFonts w:cs="Arial" w:ascii="Arial" w:hAnsi="Arial" w:eastAsia="Arial"/>
                 <w:sz w:val="17"/>
               </w:rPr>
               <w:t xml:space="preserve"> </w:t>
@@ -4291,7 +4338,7 @@
             <w:proofErr w:type="spellStart"/>
             <w:r>
               <w:rPr>
-                <w:rFonts w:cs="Arial"/>
+                <w:rFonts w:cs="Arial" w:ascii="Arial" w:hAnsi="Arial" w:eastAsia="Arial"/>
                 <w:sz w:val="17"/>
               </w:rPr>
               <w:t>completed</w:t>
@@ -4322,7 +4369,7 @@
             </w:pPr>
             <w:r>
               <w:rPr>
-                <w:rFonts w:cs="Arial"/>
+                <w:rFonts w:cs="Arial" w:ascii="Arial" w:hAnsi="Arial" w:eastAsia="Arial"/>
                 <w:sz w:val="17"/>
                 <w:lang w:val="en-US"/>
               </w:rPr>
@@ -4406,7 +4453,7 @@
             </w:pPr>
             <w:r>
               <w:rPr>
-                <w:rFonts w:cs="Arial"/>
+                <w:rFonts w:cs="Arial" w:ascii="Arial" w:hAnsi="Arial" w:eastAsia="Arial"/>
                 <w:sz w:val="17"/>
                 <w:lang w:val="en-US"/>
               </w:rPr>
@@ -4435,6 +4482,7 @@
             </w:pPr>
             <w:r>
               <w:rPr>
+                <w:rFonts w:ascii="Arial" w:hAnsi="Arial" w:eastAsia="Arial" w:cs="Arial"/>
                 <w:sz w:val="17"/>
                 <w:lang w:val="en-IN"/>
               </w:rPr>
@@ -4465,7 +4513,7 @@
             </w:pPr>
             <w:r>
               <w:rPr>
-                <w:rFonts w:cs="Arial"/>
+                <w:rFonts w:cs="Arial" w:ascii="Arial" w:hAnsi="Arial" w:eastAsia="Arial"/>
                 <w:sz w:val="17"/>
                 <w:lang w:val="en-US"/>
               </w:rPr>
@@ -4549,7 +4597,7 @@
             </w:pPr>
             <w:r>
               <w:rPr>
-                <w:rFonts w:cs="Arial"/>
+                <w:rFonts w:cs="Arial" w:ascii="Arial" w:hAnsi="Arial" w:eastAsia="Arial"/>
                 <w:sz w:val="17"/>
                 <w:lang w:val="en-US"/>
               </w:rPr>
@@ -4579,7 +4627,7 @@
             </w:pPr>
             <w:r>
               <w:rPr>
-                <w:rFonts w:cs="Arial"/>
+                <w:rFonts w:cs="Arial" w:ascii="Arial" w:hAnsi="Arial" w:eastAsia="Arial"/>
                 <w:sz w:val="17"/>
                 <w:lang w:val="en-IN"/>
               </w:rPr>
@@ -4610,7 +4658,7 @@
             </w:pPr>
             <w:r>
               <w:rPr>
-                <w:rFonts w:cs="Arial"/>
+                <w:rFonts w:cs="Arial" w:ascii="Arial" w:hAnsi="Arial" w:eastAsia="Arial"/>
                 <w:sz w:val="17"/>
                 <w:lang w:val="en-US"/>
               </w:rPr>
@@ -4694,7 +4742,7 @@
             </w:pPr>
             <w:r>
               <w:rPr>
-                <w:rFonts w:cs="Arial"/>
+                <w:rFonts w:cs="Arial" w:ascii="Arial" w:hAnsi="Arial" w:eastAsia="Arial"/>
                 <w:sz w:val="17"/>
                 <w:lang w:val="en-US"/>
               </w:rPr>
@@ -4724,7 +4772,7 @@
             </w:pPr>
             <w:r>
               <w:rPr>
-                <w:rFonts w:cs="Arial"/>
+                <w:rFonts w:cs="Arial" w:ascii="Arial" w:hAnsi="Arial" w:eastAsia="Arial"/>
                 <w:sz w:val="17"/>
                 <w:lang w:val="en-IN"/>
               </w:rPr>
@@ -4755,7 +4803,7 @@
             </w:pPr>
             <w:r>
               <w:rPr>
-                <w:rFonts w:cs="Arial"/>
+                <w:rFonts w:cs="Arial" w:ascii="Arial" w:hAnsi="Arial" w:eastAsia="Arial"/>
                 <w:sz w:val="17"/>
                 <w:lang w:val="en-US"/>
               </w:rPr>
@@ -4839,7 +4887,7 @@
             </w:pPr>
             <w:r>
               <w:rPr>
-                <w:rFonts w:cs="Arial"/>
+                <w:rFonts w:cs="Arial" w:ascii="Arial" w:hAnsi="Arial" w:eastAsia="Arial"/>
                 <w:sz w:val="17"/>
                 <w:lang w:val="en-US"/>
               </w:rPr>
@@ -4869,7 +4917,7 @@
             </w:pPr>
             <w:r>
               <w:rPr>
-                <w:rFonts w:cs="Arial"/>
+                <w:rFonts w:cs="Arial" w:ascii="Arial" w:hAnsi="Arial" w:eastAsia="Arial"/>
                 <w:sz w:val="17"/>
               </w:rPr>
               <w:t xml:space="preserve">Final </w:t>
@@ -4877,7 +4925,7 @@
             <w:proofErr w:type="spellStart"/>
             <w:r>
               <w:rPr>
-                <w:rFonts w:cs="Arial"/>
+                <w:rFonts w:cs="Arial" w:ascii="Arial" w:hAnsi="Arial" w:eastAsia="Arial"/>
                 <w:sz w:val="17"/>
               </w:rPr>
               <w:t>version</w:t>
@@ -4885,7 +4933,7 @@
             <w:proofErr w:type="spellEnd"/>
             <w:r>
               <w:rPr>
-                <w:rFonts w:cs="Arial"/>
+                <w:rFonts w:cs="Arial" w:ascii="Arial" w:hAnsi="Arial" w:eastAsia="Arial"/>
                 <w:sz w:val="17"/>
               </w:rPr>
               <w:t xml:space="preserve"> </w:t>
@@ -4893,7 +4941,7 @@
             <w:proofErr w:type="spellStart"/>
             <w:r>
               <w:rPr>
-                <w:rFonts w:cs="Arial"/>
+                <w:rFonts w:cs="Arial" w:ascii="Arial" w:hAnsi="Arial" w:eastAsia="Arial"/>
                 <w:sz w:val="17"/>
               </w:rPr>
               <w:t>handed</w:t>
@@ -4901,7 +4949,7 @@
             <w:proofErr w:type="spellEnd"/>
             <w:r>
               <w:rPr>
-                <w:rFonts w:cs="Arial"/>
+                <w:rFonts w:cs="Arial" w:ascii="Arial" w:hAnsi="Arial" w:eastAsia="Arial"/>
                 <w:sz w:val="17"/>
               </w:rPr>
               <w:t xml:space="preserve"> in</w:t>
@@ -4931,7 +4979,7 @@
             </w:pPr>
             <w:r>
               <w:rPr>
-                <w:rFonts w:cs="Arial"/>
+                <w:rFonts w:cs="Arial" w:ascii="Arial" w:hAnsi="Arial" w:eastAsia="Arial"/>
                 <w:sz w:val="17"/>
                 <w:lang w:val="en-US"/>
               </w:rPr>
@@ -5015,7 +5063,7 @@
             </w:pPr>
             <w:r>
               <w:rPr>
-                <w:rFonts w:cs="Arial"/>
+                <w:rFonts w:cs="Arial" w:ascii="Arial" w:hAnsi="Arial" w:eastAsia="Arial"/>
                 <w:sz w:val="17"/>
                 <w:lang w:val="en-US"/>
               </w:rPr>
@@ -5045,7 +5093,7 @@
             </w:pPr>
             <w:r>
               <w:rPr>
-                <w:rFonts w:cs="Arial"/>
+                <w:rFonts w:cs="Arial" w:ascii="Arial" w:hAnsi="Arial" w:eastAsia="Arial"/>
                 <w:sz w:val="17"/>
                 <w:lang w:val="en-IN"/>
               </w:rPr>
@@ -5076,7 +5124,7 @@
             </w:pPr>
             <w:r>
               <w:rPr>
-                <w:rFonts w:cs="Arial"/>
+                <w:rFonts w:cs="Arial" w:ascii="Arial" w:hAnsi="Arial" w:eastAsia="Arial"/>
                 <w:sz w:val="17"/>
                 <w:lang w:val="en-US"/>
               </w:rPr>
